--- a/docs/analisis/INVENTRA_Historias_de_Usuario.docx
+++ b/docs/analisis/INVENTRA_Historias_de_Usuario.docx
@@ -216,12 +216,13 @@
           <w:b/>
           <w:bCs/>
         </w:rPr>
-        <w:t xml:space="preserve">Roles. </w:t>
-      </w:r>
-      <w:r>
-        <w:t>Administrador (propietario de la licorera), Vendedor (cajero) y Superadministrador de la plataforma INVENTRA</w:t>
-      </w:r>
-      <w:r>
+        <w:t>Roles. Administrador (propietario de la licorera), Vendedor (cajero) y Administrador INVENTRA de la plataforma INVENTRA</w:t>
+      </w:r>
+      <w:r>
+        <w:rPr>
+          <w:b/>
+          <w:bCs/>
+        </w:rPr>
         <w:t>.</w:t>
       </w:r>
     </w:p>
@@ -295,12 +296,6 @@
         <w:gridCol w:w="560"/>
       </w:tblGrid>
       <w:tr>
-        <w:tblPrEx>
-          <w:tblCellMar>
-            <w:top w:w="0" w:type="dxa"/>
-            <w:bottom w:w="0" w:type="dxa"/>
-          </w:tblCellMar>
-        </w:tblPrEx>
         <w:trPr>
           <w:tblHeader/>
         </w:trPr>
@@ -441,12 +436,6 @@
         </w:tc>
       </w:tr>
       <w:tr>
-        <w:tblPrEx>
-          <w:tblCellMar>
-            <w:top w:w="0" w:type="dxa"/>
-            <w:bottom w:w="0" w:type="dxa"/>
-          </w:tblCellMar>
-        </w:tblPrEx>
         <w:tc>
           <w:tcPr>
             <w:tcW w:w="720" w:type="dxa"/>
@@ -573,12 +562,6 @@
         </w:tc>
       </w:tr>
       <w:tr>
-        <w:tblPrEx>
-          <w:tblCellMar>
-            <w:top w:w="0" w:type="dxa"/>
-            <w:bottom w:w="0" w:type="dxa"/>
-          </w:tblCellMar>
-        </w:tblPrEx>
         <w:tc>
           <w:tcPr>
             <w:tcW w:w="720" w:type="dxa"/>
@@ -705,12 +688,6 @@
         </w:tc>
       </w:tr>
       <w:tr>
-        <w:tblPrEx>
-          <w:tblCellMar>
-            <w:top w:w="0" w:type="dxa"/>
-            <w:bottom w:w="0" w:type="dxa"/>
-          </w:tblCellMar>
-        </w:tblPrEx>
         <w:tc>
           <w:tcPr>
             <w:tcW w:w="720" w:type="dxa"/>
@@ -837,12 +814,6 @@
         </w:tc>
       </w:tr>
       <w:tr>
-        <w:tblPrEx>
-          <w:tblCellMar>
-            <w:top w:w="0" w:type="dxa"/>
-            <w:bottom w:w="0" w:type="dxa"/>
-          </w:tblCellMar>
-        </w:tblPrEx>
         <w:tc>
           <w:tcPr>
             <w:tcW w:w="720" w:type="dxa"/>
@@ -969,12 +940,6 @@
         </w:tc>
       </w:tr>
       <w:tr>
-        <w:tblPrEx>
-          <w:tblCellMar>
-            <w:top w:w="0" w:type="dxa"/>
-            <w:bottom w:w="0" w:type="dxa"/>
-          </w:tblCellMar>
-        </w:tblPrEx>
         <w:tc>
           <w:tcPr>
             <w:tcW w:w="720" w:type="dxa"/>
@@ -1101,12 +1066,6 @@
         </w:tc>
       </w:tr>
       <w:tr>
-        <w:tblPrEx>
-          <w:tblCellMar>
-            <w:top w:w="0" w:type="dxa"/>
-            <w:bottom w:w="0" w:type="dxa"/>
-          </w:tblCellMar>
-        </w:tblPrEx>
         <w:tc>
           <w:tcPr>
             <w:tcW w:w="720" w:type="dxa"/>
@@ -1233,12 +1192,6 @@
         </w:tc>
       </w:tr>
       <w:tr>
-        <w:tblPrEx>
-          <w:tblCellMar>
-            <w:top w:w="0" w:type="dxa"/>
-            <w:bottom w:w="0" w:type="dxa"/>
-          </w:tblCellMar>
-        </w:tblPrEx>
         <w:tc>
           <w:tcPr>
             <w:tcW w:w="720" w:type="dxa"/>
@@ -1365,12 +1318,6 @@
         </w:tc>
       </w:tr>
       <w:tr>
-        <w:tblPrEx>
-          <w:tblCellMar>
-            <w:top w:w="0" w:type="dxa"/>
-            <w:bottom w:w="0" w:type="dxa"/>
-          </w:tblCellMar>
-        </w:tblPrEx>
         <w:tc>
           <w:tcPr>
             <w:tcW w:w="720" w:type="dxa"/>
@@ -1497,12 +1444,6 @@
         </w:tc>
       </w:tr>
       <w:tr>
-        <w:tblPrEx>
-          <w:tblCellMar>
-            <w:top w:w="0" w:type="dxa"/>
-            <w:bottom w:w="0" w:type="dxa"/>
-          </w:tblCellMar>
-        </w:tblPrEx>
         <w:tc>
           <w:tcPr>
             <w:tcW w:w="720" w:type="dxa"/>
@@ -1629,12 +1570,6 @@
         </w:tc>
       </w:tr>
       <w:tr>
-        <w:tblPrEx>
-          <w:tblCellMar>
-            <w:top w:w="0" w:type="dxa"/>
-            <w:bottom w:w="0" w:type="dxa"/>
-          </w:tblCellMar>
-        </w:tblPrEx>
         <w:tc>
           <w:tcPr>
             <w:tcW w:w="720" w:type="dxa"/>
@@ -1761,12 +1696,6 @@
         </w:tc>
       </w:tr>
       <w:tr>
-        <w:tblPrEx>
-          <w:tblCellMar>
-            <w:top w:w="0" w:type="dxa"/>
-            <w:bottom w:w="0" w:type="dxa"/>
-          </w:tblCellMar>
-        </w:tblPrEx>
         <w:tc>
           <w:tcPr>
             <w:tcW w:w="720" w:type="dxa"/>
@@ -1893,12 +1822,6 @@
         </w:tc>
       </w:tr>
       <w:tr>
-        <w:tblPrEx>
-          <w:tblCellMar>
-            <w:top w:w="0" w:type="dxa"/>
-            <w:bottom w:w="0" w:type="dxa"/>
-          </w:tblCellMar>
-        </w:tblPrEx>
         <w:tc>
           <w:tcPr>
             <w:tcW w:w="720" w:type="dxa"/>
@@ -2025,12 +1948,6 @@
         </w:tc>
       </w:tr>
       <w:tr>
-        <w:tblPrEx>
-          <w:tblCellMar>
-            <w:top w:w="0" w:type="dxa"/>
-            <w:bottom w:w="0" w:type="dxa"/>
-          </w:tblCellMar>
-        </w:tblPrEx>
         <w:tc>
           <w:tcPr>
             <w:tcW w:w="720" w:type="dxa"/>
@@ -2157,12 +2074,6 @@
         </w:tc>
       </w:tr>
       <w:tr>
-        <w:tblPrEx>
-          <w:tblCellMar>
-            <w:top w:w="0" w:type="dxa"/>
-            <w:bottom w:w="0" w:type="dxa"/>
-          </w:tblCellMar>
-        </w:tblPrEx>
         <w:tc>
           <w:tcPr>
             <w:tcW w:w="720" w:type="dxa"/>
@@ -2289,12 +2200,6 @@
         </w:tc>
       </w:tr>
       <w:tr>
-        <w:tblPrEx>
-          <w:tblCellMar>
-            <w:top w:w="0" w:type="dxa"/>
-            <w:bottom w:w="0" w:type="dxa"/>
-          </w:tblCellMar>
-        </w:tblPrEx>
         <w:tc>
           <w:tcPr>
             <w:tcW w:w="720" w:type="dxa"/>
@@ -2421,12 +2326,6 @@
         </w:tc>
       </w:tr>
       <w:tr>
-        <w:tblPrEx>
-          <w:tblCellMar>
-            <w:top w:w="0" w:type="dxa"/>
-            <w:bottom w:w="0" w:type="dxa"/>
-          </w:tblCellMar>
-        </w:tblPrEx>
         <w:tc>
           <w:tcPr>
             <w:tcW w:w="720" w:type="dxa"/>
@@ -2553,12 +2452,6 @@
         </w:tc>
       </w:tr>
       <w:tr>
-        <w:tblPrEx>
-          <w:tblCellMar>
-            <w:top w:w="0" w:type="dxa"/>
-            <w:bottom w:w="0" w:type="dxa"/>
-          </w:tblCellMar>
-        </w:tblPrEx>
         <w:tc>
           <w:tcPr>
             <w:tcW w:w="720" w:type="dxa"/>
@@ -2685,12 +2578,6 @@
         </w:tc>
       </w:tr>
       <w:tr>
-        <w:tblPrEx>
-          <w:tblCellMar>
-            <w:top w:w="0" w:type="dxa"/>
-            <w:bottom w:w="0" w:type="dxa"/>
-          </w:tblCellMar>
-        </w:tblPrEx>
         <w:tc>
           <w:tcPr>
             <w:tcW w:w="720" w:type="dxa"/>
@@ -2817,12 +2704,6 @@
         </w:tc>
       </w:tr>
       <w:tr>
-        <w:tblPrEx>
-          <w:tblCellMar>
-            <w:top w:w="0" w:type="dxa"/>
-            <w:bottom w:w="0" w:type="dxa"/>
-          </w:tblCellMar>
-        </w:tblPrEx>
         <w:tc>
           <w:tcPr>
             <w:tcW w:w="720" w:type="dxa"/>
@@ -2949,12 +2830,6 @@
         </w:tc>
       </w:tr>
       <w:tr>
-        <w:tblPrEx>
-          <w:tblCellMar>
-            <w:top w:w="0" w:type="dxa"/>
-            <w:bottom w:w="0" w:type="dxa"/>
-          </w:tblCellMar>
-        </w:tblPrEx>
         <w:tc>
           <w:tcPr>
             <w:tcW w:w="720" w:type="dxa"/>
@@ -3081,12 +2956,6 @@
         </w:tc>
       </w:tr>
       <w:tr>
-        <w:tblPrEx>
-          <w:tblCellMar>
-            <w:top w:w="0" w:type="dxa"/>
-            <w:bottom w:w="0" w:type="dxa"/>
-          </w:tblCellMar>
-        </w:tblPrEx>
         <w:tc>
           <w:tcPr>
             <w:tcW w:w="720" w:type="dxa"/>
@@ -3182,7 +3051,7 @@
                 <w:sz w:val="18"/>
                 <w:szCs w:val="18"/>
               </w:rPr>
-              <w:t>Alta</w:t>
+              <w:t>Media</w:t>
             </w:r>
           </w:p>
         </w:tc>
@@ -3213,12 +3082,6 @@
         </w:tc>
       </w:tr>
       <w:tr>
-        <w:tblPrEx>
-          <w:tblCellMar>
-            <w:top w:w="0" w:type="dxa"/>
-            <w:bottom w:w="0" w:type="dxa"/>
-          </w:tblCellMar>
-        </w:tblPrEx>
         <w:tc>
           <w:tcPr>
             <w:tcW w:w="720" w:type="dxa"/>
@@ -3345,12 +3208,6 @@
         </w:tc>
       </w:tr>
       <w:tr>
-        <w:tblPrEx>
-          <w:tblCellMar>
-            <w:top w:w="0" w:type="dxa"/>
-            <w:bottom w:w="0" w:type="dxa"/>
-          </w:tblCellMar>
-        </w:tblPrEx>
         <w:tc>
           <w:tcPr>
             <w:tcW w:w="720" w:type="dxa"/>
@@ -3446,7 +3303,7 @@
                 <w:sz w:val="18"/>
                 <w:szCs w:val="18"/>
               </w:rPr>
-              <w:t>Media</w:t>
+              <w:t>Alta</w:t>
             </w:r>
           </w:p>
         </w:tc>
@@ -3477,12 +3334,6 @@
         </w:tc>
       </w:tr>
       <w:tr>
-        <w:tblPrEx>
-          <w:tblCellMar>
-            <w:top w:w="0" w:type="dxa"/>
-            <w:bottom w:w="0" w:type="dxa"/>
-          </w:tblCellMar>
-        </w:tblPrEx>
         <w:tc>
           <w:tcPr>
             <w:tcW w:w="720" w:type="dxa"/>
@@ -3609,12 +3460,6 @@
         </w:tc>
       </w:tr>
       <w:tr>
-        <w:tblPrEx>
-          <w:tblCellMar>
-            <w:top w:w="0" w:type="dxa"/>
-            <w:bottom w:w="0" w:type="dxa"/>
-          </w:tblCellMar>
-        </w:tblPrEx>
         <w:tc>
           <w:tcPr>
             <w:tcW w:w="720" w:type="dxa"/>
@@ -3741,12 +3586,6 @@
         </w:tc>
       </w:tr>
       <w:tr>
-        <w:tblPrEx>
-          <w:tblCellMar>
-            <w:top w:w="0" w:type="dxa"/>
-            <w:bottom w:w="0" w:type="dxa"/>
-          </w:tblCellMar>
-        </w:tblPrEx>
         <w:tc>
           <w:tcPr>
             <w:tcW w:w="720" w:type="dxa"/>
@@ -3873,12 +3712,6 @@
         </w:tc>
       </w:tr>
       <w:tr>
-        <w:tblPrEx>
-          <w:tblCellMar>
-            <w:top w:w="0" w:type="dxa"/>
-            <w:bottom w:w="0" w:type="dxa"/>
-          </w:tblCellMar>
-        </w:tblPrEx>
         <w:tc>
           <w:tcPr>
             <w:tcW w:w="720" w:type="dxa"/>
@@ -4005,12 +3838,6 @@
         </w:tc>
       </w:tr>
       <w:tr>
-        <w:tblPrEx>
-          <w:tblCellMar>
-            <w:top w:w="0" w:type="dxa"/>
-            <w:bottom w:w="0" w:type="dxa"/>
-          </w:tblCellMar>
-        </w:tblPrEx>
         <w:tc>
           <w:tcPr>
             <w:tcW w:w="720" w:type="dxa"/>
@@ -4138,12 +3965,6 @@
         </w:tc>
       </w:tr>
       <w:tr>
-        <w:tblPrEx>
-          <w:tblCellMar>
-            <w:top w:w="0" w:type="dxa"/>
-            <w:bottom w:w="0" w:type="dxa"/>
-          </w:tblCellMar>
-        </w:tblPrEx>
         <w:tc>
           <w:tcPr>
             <w:tcW w:w="720" w:type="dxa"/>
@@ -4270,12 +4091,6 @@
         </w:tc>
       </w:tr>
       <w:tr>
-        <w:tblPrEx>
-          <w:tblCellMar>
-            <w:top w:w="0" w:type="dxa"/>
-            <w:bottom w:w="0" w:type="dxa"/>
-          </w:tblCellMar>
-        </w:tblPrEx>
         <w:tc>
           <w:tcPr>
             <w:tcW w:w="720" w:type="dxa"/>
@@ -4402,12 +4217,6 @@
         </w:tc>
       </w:tr>
       <w:tr>
-        <w:tblPrEx>
-          <w:tblCellMar>
-            <w:top w:w="0" w:type="dxa"/>
-            <w:bottom w:w="0" w:type="dxa"/>
-          </w:tblCellMar>
-        </w:tblPrEx>
         <w:tc>
           <w:tcPr>
             <w:tcW w:w="720" w:type="dxa"/>
@@ -4534,12 +4343,6 @@
         </w:tc>
       </w:tr>
       <w:tr>
-        <w:tblPrEx>
-          <w:tblCellMar>
-            <w:top w:w="0" w:type="dxa"/>
-            <w:bottom w:w="0" w:type="dxa"/>
-          </w:tblCellMar>
-        </w:tblPrEx>
         <w:tc>
           <w:tcPr>
             <w:tcW w:w="720" w:type="dxa"/>
@@ -4635,7 +4438,7 @@
                 <w:sz w:val="18"/>
                 <w:szCs w:val="18"/>
               </w:rPr>
-              <w:t>Baja</w:t>
+              <w:t>Media</w:t>
             </w:r>
           </w:p>
         </w:tc>
@@ -4666,12 +4469,6 @@
         </w:tc>
       </w:tr>
       <w:tr>
-        <w:tblPrEx>
-          <w:tblCellMar>
-            <w:top w:w="0" w:type="dxa"/>
-            <w:bottom w:w="0" w:type="dxa"/>
-          </w:tblCellMar>
-        </w:tblPrEx>
         <w:tc>
           <w:tcPr>
             <w:tcW w:w="720" w:type="dxa"/>
@@ -4798,12 +4595,6 @@
         </w:tc>
       </w:tr>
       <w:tr>
-        <w:tblPrEx>
-          <w:tblCellMar>
-            <w:top w:w="0" w:type="dxa"/>
-            <w:bottom w:w="0" w:type="dxa"/>
-          </w:tblCellMar>
-        </w:tblPrEx>
         <w:tc>
           <w:tcPr>
             <w:tcW w:w="720" w:type="dxa"/>
@@ -4899,7 +4690,7 @@
                 <w:sz w:val="18"/>
                 <w:szCs w:val="18"/>
               </w:rPr>
-              <w:t>Media</w:t>
+              <w:t>Alta</w:t>
             </w:r>
           </w:p>
         </w:tc>
@@ -4930,12 +4721,6 @@
         </w:tc>
       </w:tr>
       <w:tr>
-        <w:tblPrEx>
-          <w:tblCellMar>
-            <w:top w:w="0" w:type="dxa"/>
-            <w:bottom w:w="0" w:type="dxa"/>
-          </w:tblCellMar>
-        </w:tblPrEx>
         <w:tc>
           <w:tcPr>
             <w:tcW w:w="720" w:type="dxa"/>
@@ -5062,12 +4847,6 @@
         </w:tc>
       </w:tr>
       <w:tr>
-        <w:tblPrEx>
-          <w:tblCellMar>
-            <w:top w:w="0" w:type="dxa"/>
-            <w:bottom w:w="0" w:type="dxa"/>
-          </w:tblCellMar>
-        </w:tblPrEx>
         <w:tc>
           <w:tcPr>
             <w:tcW w:w="720" w:type="dxa"/>
@@ -5194,12 +4973,6 @@
         </w:tc>
       </w:tr>
       <w:tr>
-        <w:tblPrEx>
-          <w:tblCellMar>
-            <w:top w:w="0" w:type="dxa"/>
-            <w:bottom w:w="0" w:type="dxa"/>
-          </w:tblCellMar>
-        </w:tblPrEx>
         <w:tc>
           <w:tcPr>
             <w:tcW w:w="720" w:type="dxa"/>
@@ -5326,12 +5099,6 @@
         </w:tc>
       </w:tr>
       <w:tr>
-        <w:tblPrEx>
-          <w:tblCellMar>
-            <w:top w:w="0" w:type="dxa"/>
-            <w:bottom w:w="0" w:type="dxa"/>
-          </w:tblCellMar>
-        </w:tblPrEx>
         <w:tc>
           <w:tcPr>
             <w:tcW w:w="720" w:type="dxa"/>
@@ -5427,7 +5194,7 @@
                 <w:sz w:val="18"/>
                 <w:szCs w:val="18"/>
               </w:rPr>
-              <w:t>Baja</w:t>
+              <w:t>Media</w:t>
             </w:r>
           </w:p>
         </w:tc>
@@ -5458,12 +5225,6 @@
         </w:tc>
       </w:tr>
       <w:tr>
-        <w:tblPrEx>
-          <w:tblCellMar>
-            <w:top w:w="0" w:type="dxa"/>
-            <w:bottom w:w="0" w:type="dxa"/>
-          </w:tblCellMar>
-        </w:tblPrEx>
         <w:tc>
           <w:tcPr>
             <w:tcW w:w="720" w:type="dxa"/>
@@ -5590,12 +5351,6 @@
         </w:tc>
       </w:tr>
       <w:tr>
-        <w:tblPrEx>
-          <w:tblCellMar>
-            <w:top w:w="0" w:type="dxa"/>
-            <w:bottom w:w="0" w:type="dxa"/>
-          </w:tblCellMar>
-        </w:tblPrEx>
         <w:tc>
           <w:tcPr>
             <w:tcW w:w="720" w:type="dxa"/>
@@ -5722,12 +5477,6 @@
         </w:tc>
       </w:tr>
       <w:tr>
-        <w:tblPrEx>
-          <w:tblCellMar>
-            <w:top w:w="0" w:type="dxa"/>
-            <w:bottom w:w="0" w:type="dxa"/>
-          </w:tblCellMar>
-        </w:tblPrEx>
         <w:tc>
           <w:tcPr>
             <w:tcW w:w="720" w:type="dxa"/>
@@ -5854,12 +5603,6 @@
         </w:tc>
       </w:tr>
       <w:tr>
-        <w:tblPrEx>
-          <w:tblCellMar>
-            <w:top w:w="0" w:type="dxa"/>
-            <w:bottom w:w="0" w:type="dxa"/>
-          </w:tblCellMar>
-        </w:tblPrEx>
         <w:tc>
           <w:tcPr>
             <w:tcW w:w="720" w:type="dxa"/>
@@ -5955,7 +5698,7 @@
                 <w:sz w:val="18"/>
                 <w:szCs w:val="18"/>
               </w:rPr>
-              <w:t>Media</w:t>
+              <w:t>Alta</w:t>
             </w:r>
           </w:p>
         </w:tc>
@@ -5986,12 +5729,6 @@
         </w:tc>
       </w:tr>
       <w:tr>
-        <w:tblPrEx>
-          <w:tblCellMar>
-            <w:top w:w="0" w:type="dxa"/>
-            <w:bottom w:w="0" w:type="dxa"/>
-          </w:tblCellMar>
-        </w:tblPrEx>
         <w:tc>
           <w:tcPr>
             <w:tcW w:w="720" w:type="dxa"/>
@@ -6118,12 +5855,6 @@
         </w:tc>
       </w:tr>
       <w:tr>
-        <w:tblPrEx>
-          <w:tblCellMar>
-            <w:top w:w="0" w:type="dxa"/>
-            <w:bottom w:w="0" w:type="dxa"/>
-          </w:tblCellMar>
-        </w:tblPrEx>
         <w:tc>
           <w:tcPr>
             <w:tcW w:w="720" w:type="dxa"/>
@@ -6192,7 +5923,7 @@
                 <w:sz w:val="18"/>
                 <w:szCs w:val="18"/>
               </w:rPr>
-              <w:t>Como superadministrador INVENTRA, quiero un panel de administración, para gestionar las licoreras y sus planes.</w:t>
+              <w:t>Como Administrador INVENTRA, quiero un panel de administración, para gestionar las licoreras y sus planes.</w:t>
             </w:r>
           </w:p>
         </w:tc>
@@ -6250,12 +5981,6 @@
         </w:tc>
       </w:tr>
       <w:tr>
-        <w:tblPrEx>
-          <w:tblCellMar>
-            <w:top w:w="0" w:type="dxa"/>
-            <w:bottom w:w="0" w:type="dxa"/>
-          </w:tblCellMar>
-        </w:tblPrEx>
         <w:tc>
           <w:tcPr>
             <w:tcW w:w="720" w:type="dxa"/>
@@ -6382,12 +6107,6 @@
         </w:tc>
       </w:tr>
       <w:tr>
-        <w:tblPrEx>
-          <w:tblCellMar>
-            <w:top w:w="0" w:type="dxa"/>
-            <w:bottom w:w="0" w:type="dxa"/>
-          </w:tblCellMar>
-        </w:tblPrEx>
         <w:tc>
           <w:tcPr>
             <w:tcW w:w="720" w:type="dxa"/>
@@ -6483,7 +6202,7 @@
                 <w:sz w:val="18"/>
                 <w:szCs w:val="18"/>
               </w:rPr>
-              <w:t>Baja</w:t>
+              <w:t>Media</w:t>
             </w:r>
           </w:p>
         </w:tc>
@@ -6514,12 +6233,6 @@
         </w:tc>
       </w:tr>
       <w:tr>
-        <w:tblPrEx>
-          <w:tblCellMar>
-            <w:top w:w="0" w:type="dxa"/>
-            <w:bottom w:w="0" w:type="dxa"/>
-          </w:tblCellMar>
-        </w:tblPrEx>
         <w:tc>
           <w:tcPr>
             <w:tcW w:w="720" w:type="dxa"/>
@@ -6615,7 +6328,7 @@
                 <w:sz w:val="18"/>
                 <w:szCs w:val="18"/>
               </w:rPr>
-              <w:t>Media</w:t>
+              <w:t>Alta</w:t>
             </w:r>
           </w:p>
         </w:tc>
@@ -6646,12 +6359,6 @@
         </w:tc>
       </w:tr>
       <w:tr>
-        <w:tblPrEx>
-          <w:tblCellMar>
-            <w:top w:w="0" w:type="dxa"/>
-            <w:bottom w:w="0" w:type="dxa"/>
-          </w:tblCellMar>
-        </w:tblPrEx>
         <w:tc>
           <w:tcPr>
             <w:tcW w:w="720" w:type="dxa"/>
@@ -6747,7 +6454,7 @@
                 <w:sz w:val="18"/>
                 <w:szCs w:val="18"/>
               </w:rPr>
-              <w:t>Baja</w:t>
+              <w:t>Media</w:t>
             </w:r>
           </w:p>
         </w:tc>
@@ -9097,25 +8804,7 @@
           <w:b/>
           <w:bCs/>
         </w:rPr>
-        <w:t xml:space="preserve">Prioridad: </w:t>
-      </w:r>
-      <w:r>
-        <w:rPr>
-          <w:b/>
-          <w:bCs/>
-          <w:color w:val="C00000"/>
-        </w:rPr>
-        <w:t>Alta</w:t>
-      </w:r>
-      <w:r>
-        <w:rPr>
-          <w:b/>
-          <w:bCs/>
-        </w:rPr>
-        <w:t xml:space="preserve">    Estimación: </w:t>
-      </w:r>
-      <w:r>
-        <w:t>3 puntos</w:t>
+        <w:t>Prioridad: Media    Estimación: 3 puntos</w:t>
       </w:r>
     </w:p>
     <w:p>
@@ -9315,25 +9004,7 @@
           <w:b/>
           <w:bCs/>
         </w:rPr>
-        <w:t xml:space="preserve">Prioridad: </w:t>
-      </w:r>
-      <w:r>
-        <w:rPr>
-          <w:b/>
-          <w:bCs/>
-          <w:color w:val="B7791F"/>
-        </w:rPr>
-        <w:t>Media</w:t>
-      </w:r>
-      <w:r>
-        <w:rPr>
-          <w:b/>
-          <w:bCs/>
-        </w:rPr>
-        <w:t xml:space="preserve">    Estimación: </w:t>
-      </w:r>
-      <w:r>
-        <w:t>3 puntos</w:t>
+        <w:t>Prioridad: Alta    Estimación: 3 puntos</w:t>
       </w:r>
     </w:p>
     <w:p>
@@ -10267,25 +9938,7 @@
           <w:b/>
           <w:bCs/>
         </w:rPr>
-        <w:t xml:space="preserve">Prioridad: </w:t>
-      </w:r>
-      <w:r>
-        <w:rPr>
-          <w:b/>
-          <w:bCs/>
-          <w:color w:val="1F7A1F"/>
-        </w:rPr>
-        <w:t>Baja</w:t>
-      </w:r>
-      <w:r>
-        <w:rPr>
-          <w:b/>
-          <w:bCs/>
-        </w:rPr>
-        <w:t xml:space="preserve">    Estimación: </w:t>
-      </w:r>
-      <w:r>
-        <w:t>3 puntos</w:t>
+        <w:t>Prioridad: Media    Estimación: 3 puntos</w:t>
       </w:r>
     </w:p>
     <w:p>
@@ -10443,25 +10096,7 @@
           <w:b/>
           <w:bCs/>
         </w:rPr>
-        <w:t xml:space="preserve">Prioridad: </w:t>
-      </w:r>
-      <w:r>
-        <w:rPr>
-          <w:b/>
-          <w:bCs/>
-          <w:color w:val="B7791F"/>
-        </w:rPr>
-        <w:t>Media</w:t>
-      </w:r>
-      <w:r>
-        <w:rPr>
-          <w:b/>
-          <w:bCs/>
-        </w:rPr>
-        <w:t xml:space="preserve">    Estimación: </w:t>
-      </w:r>
-      <w:r>
-        <w:t>5 puntos</w:t>
+        <w:t>Prioridad: Alta    Estimación: 5 puntos</w:t>
       </w:r>
     </w:p>
     <w:p>
@@ -10839,25 +10474,7 @@
           <w:b/>
           <w:bCs/>
         </w:rPr>
-        <w:t xml:space="preserve">Prioridad: </w:t>
-      </w:r>
-      <w:r>
-        <w:rPr>
-          <w:b/>
-          <w:bCs/>
-          <w:color w:val="1F7A1F"/>
-        </w:rPr>
-        <w:t>Baja</w:t>
-      </w:r>
-      <w:r>
-        <w:rPr>
-          <w:b/>
-          <w:bCs/>
-        </w:rPr>
-        <w:t xml:space="preserve">    Estimación: </w:t>
-      </w:r>
-      <w:r>
-        <w:t>3 puntos</w:t>
+        <w:t>Prioridad: Media    Estimación: 3 puntos</w:t>
       </w:r>
     </w:p>
     <w:p>
@@ -11250,25 +10867,7 @@
           <w:b/>
           <w:bCs/>
         </w:rPr>
-        <w:t xml:space="preserve">Prioridad: </w:t>
-      </w:r>
-      <w:r>
-        <w:rPr>
-          <w:b/>
-          <w:bCs/>
-          <w:color w:val="B7791F"/>
-        </w:rPr>
-        <w:t>Media</w:t>
-      </w:r>
-      <w:r>
-        <w:rPr>
-          <w:b/>
-          <w:bCs/>
-        </w:rPr>
-        <w:t xml:space="preserve">    Estimación: </w:t>
-      </w:r>
-      <w:r>
-        <w:t>3 puntos</w:t>
+        <w:t>Prioridad: Alta    Estimación: 3 puntos</w:t>
       </w:r>
     </w:p>
     <w:p>
@@ -11466,10 +11065,7 @@
           <w:b/>
           <w:bCs/>
         </w:rPr>
-        <w:t xml:space="preserve">Historia: </w:t>
-      </w:r>
-      <w:r>
-        <w:t>Como superadministrador INVENTRA, quiero un panel de administración, para gestionar las licoreras y sus planes.</w:t>
+        <w:t>Historia: Como Administrador INVENTRA, quiero un panel de administración, para gestionar las licoreras y sus planes.</w:t>
       </w:r>
     </w:p>
     <w:p>
@@ -11527,7 +11123,7 @@
         <w:jc w:val="both"/>
       </w:pPr>
       <w:r>
-        <w:t>El superadministrador ve las licoreras y sus planes.</w:t>
+        <w:t>El Administrador INVENTRA ve las licoreras y sus planes.</w:t>
       </w:r>
     </w:p>
     <w:p>
@@ -11689,25 +11285,7 @@
           <w:b/>
           <w:bCs/>
         </w:rPr>
-        <w:t xml:space="preserve">Prioridad: </w:t>
-      </w:r>
-      <w:r>
-        <w:rPr>
-          <w:b/>
-          <w:bCs/>
-          <w:color w:val="1F7A1F"/>
-        </w:rPr>
-        <w:t>Baja</w:t>
-      </w:r>
-      <w:r>
-        <w:rPr>
-          <w:b/>
-          <w:bCs/>
-        </w:rPr>
-        <w:t xml:space="preserve">    Estimación: </w:t>
-      </w:r>
-      <w:r>
-        <w:t>2 puntos</w:t>
+        <w:t>Prioridad: Media    Estimación: 2 puntos</w:t>
       </w:r>
     </w:p>
     <w:p>
@@ -11777,25 +11355,7 @@
           <w:b/>
           <w:bCs/>
         </w:rPr>
-        <w:t xml:space="preserve">Prioridad: </w:t>
-      </w:r>
-      <w:r>
-        <w:rPr>
-          <w:b/>
-          <w:bCs/>
-          <w:color w:val="B7791F"/>
-        </w:rPr>
-        <w:t>Media</w:t>
-      </w:r>
-      <w:r>
-        <w:rPr>
-          <w:b/>
-          <w:bCs/>
-        </w:rPr>
-        <w:t xml:space="preserve">    Estimación: </w:t>
-      </w:r>
-      <w:r>
-        <w:t>3 puntos</w:t>
+        <w:t>Prioridad: Alta    Estimación: 3 puntos</w:t>
       </w:r>
     </w:p>
     <w:p>
@@ -11865,25 +11425,7 @@
           <w:b/>
           <w:bCs/>
         </w:rPr>
-        <w:t xml:space="preserve">Prioridad: </w:t>
-      </w:r>
-      <w:r>
-        <w:rPr>
-          <w:b/>
-          <w:bCs/>
-          <w:color w:val="1F7A1F"/>
-        </w:rPr>
-        <w:t>Baja</w:t>
-      </w:r>
-      <w:r>
-        <w:rPr>
-          <w:b/>
-          <w:bCs/>
-        </w:rPr>
-        <w:t xml:space="preserve">    Estimación: </w:t>
-      </w:r>
-      <w:r>
-        <w:t>3 puntos</w:t>
+        <w:t>Prioridad: Media    Estimación: 3 puntos</w:t>
       </w:r>
     </w:p>
     <w:p>

--- a/docs/analisis/INVENTRA_Historias_de_Usuario.docx
+++ b/docs/analisis/INVENTRA_Historias_de_Usuario.docx
@@ -249,7 +249,10 @@
         <w:t xml:space="preserve">Estimación. </w:t>
       </w:r>
       <w:r>
-        <w:t>Puntos en escala de Fibonacci (1–2 muy simple, 3 simple, 5 media, 8 compleja).</w:t>
+        <w:t>Puntos en escala de Fibonacci (1–2 muy simple, 3 simple, 5 media, 8 compleja)</w:t>
+      </w:r>
+      <w:r>
+        <w:t>.</w:t>
       </w:r>
     </w:p>
     <w:p>

--- a/docs/analisis/INVENTRA_Historias_de_Usuario.docx
+++ b/docs/analisis/INVENTRA_Historias_de_Usuario.docx
@@ -121,6 +121,202 @@
     </w:p>
     <w:p>
       <w:pPr>
+        <w:jc w:val="center"/>
+      </w:pPr>
+      <w:r>
+        <w:rPr>
+          <w:b/>
+        </w:rPr>
+        <w:lastRenderedPageBreak/>
+        <w:t>Ficha del documento</w:t>
+      </w:r>
+    </w:p>
+    <w:tbl>
+      <w:tblPr>
+        <w:tblW w:w="9360" w:type="dxa"/>
+        <w:tblBorders>
+          <w:top w:val="single" w:sz="4" w:space="0" w:color="auto"/>
+          <w:left w:val="single" w:sz="4" w:space="0" w:color="auto"/>
+          <w:bottom w:val="single" w:sz="4" w:space="0" w:color="auto"/>
+          <w:right w:val="single" w:sz="4" w:space="0" w:color="auto"/>
+          <w:insideH w:val="single" w:sz="4" w:space="0" w:color="auto"/>
+          <w:insideV w:val="single" w:sz="4" w:space="0" w:color="auto"/>
+        </w:tblBorders>
+        <w:tblCellMar>
+          <w:left w:w="10" w:type="dxa"/>
+          <w:right w:w="10" w:type="dxa"/>
+        </w:tblCellMar>
+        <w:tblLook w:val="04A0" w:firstRow="1" w:lastRow="0" w:firstColumn="1" w:lastColumn="0" w:noHBand="0" w:noVBand="1"/>
+      </w:tblPr>
+      <w:tblGrid>
+        <w:gridCol w:w="1500"/>
+        <w:gridCol w:w="1200"/>
+        <w:gridCol w:w="3400"/>
+        <w:gridCol w:w="3260"/>
+      </w:tblGrid>
+      <w:tr>
+        <w:tc>
+          <w:tcPr>
+            <w:tcW w:w="1500" w:type="dxa"/>
+            <w:shd w:val="clear" w:color="auto" w:fill="D9D9D9"/>
+            <w:tcMar>
+              <w:top w:w="60" w:type="dxa"/>
+              <w:left w:w="100" w:type="dxa"/>
+              <w:bottom w:w="60" w:type="dxa"/>
+              <w:right w:w="100" w:type="dxa"/>
+            </w:tcMar>
+            <w:vAlign w:val="center"/>
+          </w:tcPr>
+          <w:p>
+            <w:r>
+              <w:rPr>
+                <w:b/>
+                <w:bCs/>
+              </w:rPr>
+              <w:t>Fecha</w:t>
+            </w:r>
+          </w:p>
+        </w:tc>
+        <w:tc>
+          <w:tcPr>
+            <w:tcW w:w="1200" w:type="dxa"/>
+            <w:shd w:val="clear" w:color="auto" w:fill="D9D9D9"/>
+            <w:tcMar>
+              <w:top w:w="60" w:type="dxa"/>
+              <w:left w:w="100" w:type="dxa"/>
+              <w:bottom w:w="60" w:type="dxa"/>
+              <w:right w:w="100" w:type="dxa"/>
+            </w:tcMar>
+            <w:vAlign w:val="center"/>
+          </w:tcPr>
+          <w:p>
+            <w:r>
+              <w:rPr>
+                <w:b/>
+                <w:bCs/>
+              </w:rPr>
+              <w:t>Revisión</w:t>
+            </w:r>
+          </w:p>
+        </w:tc>
+        <w:tc>
+          <w:tcPr>
+            <w:tcW w:w="3400" w:type="dxa"/>
+            <w:shd w:val="clear" w:color="auto" w:fill="D9D9D9"/>
+            <w:tcMar>
+              <w:top w:w="60" w:type="dxa"/>
+              <w:left w:w="100" w:type="dxa"/>
+              <w:bottom w:w="60" w:type="dxa"/>
+              <w:right w:w="100" w:type="dxa"/>
+            </w:tcMar>
+            <w:vAlign w:val="center"/>
+          </w:tcPr>
+          <w:p>
+            <w:r>
+              <w:rPr>
+                <w:b/>
+                <w:bCs/>
+              </w:rPr>
+              <w:t>Autor</w:t>
+            </w:r>
+          </w:p>
+        </w:tc>
+        <w:tc>
+          <w:tcPr>
+            <w:tcW w:w="3260" w:type="dxa"/>
+            <w:shd w:val="clear" w:color="auto" w:fill="D9D9D9"/>
+            <w:tcMar>
+              <w:top w:w="60" w:type="dxa"/>
+              <w:left w:w="100" w:type="dxa"/>
+              <w:bottom w:w="60" w:type="dxa"/>
+              <w:right w:w="100" w:type="dxa"/>
+            </w:tcMar>
+            <w:vAlign w:val="center"/>
+          </w:tcPr>
+          <w:p>
+            <w:r>
+              <w:rPr>
+                <w:b/>
+                <w:bCs/>
+              </w:rPr>
+              <w:t>Basado en</w:t>
+            </w:r>
+          </w:p>
+        </w:tc>
+      </w:tr>
+      <w:tr>
+        <w:tc>
+          <w:tcPr>
+            <w:tcW w:w="1500" w:type="dxa"/>
+            <w:tcMar>
+              <w:top w:w="60" w:type="dxa"/>
+              <w:left w:w="100" w:type="dxa"/>
+              <w:bottom w:w="60" w:type="dxa"/>
+              <w:right w:w="100" w:type="dxa"/>
+            </w:tcMar>
+            <w:vAlign w:val="center"/>
+          </w:tcPr>
+          <w:p>
+            <w:r>
+              <w:t>23/07/2026</w:t>
+            </w:r>
+          </w:p>
+        </w:tc>
+        <w:tc>
+          <w:tcPr>
+            <w:tcW w:w="1200" w:type="dxa"/>
+            <w:tcMar>
+              <w:top w:w="60" w:type="dxa"/>
+              <w:left w:w="100" w:type="dxa"/>
+              <w:bottom w:w="60" w:type="dxa"/>
+              <w:right w:w="100" w:type="dxa"/>
+            </w:tcMar>
+            <w:vAlign w:val="center"/>
+          </w:tcPr>
+          <w:p>
+            <w:r>
+              <w:t>1</w:t>
+            </w:r>
+          </w:p>
+        </w:tc>
+        <w:tc>
+          <w:tcPr>
+            <w:tcW w:w="3400" w:type="dxa"/>
+            <w:tcMar>
+              <w:top w:w="60" w:type="dxa"/>
+              <w:left w:w="100" w:type="dxa"/>
+              <w:bottom w:w="60" w:type="dxa"/>
+              <w:right w:w="100" w:type="dxa"/>
+            </w:tcMar>
+            <w:vAlign w:val="center"/>
+          </w:tcPr>
+          <w:p>
+            <w:r>
+              <w:t>Cristian Darío Macías Espitia</w:t>
+            </w:r>
+          </w:p>
+        </w:tc>
+        <w:tc>
+          <w:tcPr>
+            <w:tcW w:w="3260" w:type="dxa"/>
+            <w:tcMar>
+              <w:top w:w="60" w:type="dxa"/>
+              <w:left w:w="100" w:type="dxa"/>
+              <w:bottom w:w="60" w:type="dxa"/>
+              <w:right w:w="100" w:type="dxa"/>
+            </w:tcMar>
+            <w:vAlign w:val="center"/>
+          </w:tcPr>
+          <w:p>
+            <w:r>
+              <w:t>Requisitos funcionales de la ERS (RF-SEG-01 a RF-AUD-04)</w:t>
+            </w:r>
+          </w:p>
+        </w:tc>
+      </w:tr>
+    </w:tbl>
+    <w:p>
+      <w:pPr>
         <w:spacing w:before="500" w:after="40"/>
         <w:jc w:val="center"/>
       </w:pPr>
@@ -132,7 +328,6 @@
           <w:sz w:val="34"/>
           <w:szCs w:val="34"/>
         </w:rPr>
-        <w:lastRenderedPageBreak/>
         <w:t>HISTORIAS DE USUARIO</w:t>
       </w:r>
     </w:p>
@@ -294,7 +489,8 @@
       <w:tblGrid>
         <w:gridCol w:w="720"/>
         <w:gridCol w:w="620"/>
-        <w:gridCol w:w="6420"/>
+        <w:gridCol w:w="900"/>
+        <w:gridCol w:w="5520"/>
         <w:gridCol w:w="1040"/>
         <w:gridCol w:w="560"/>
       </w:tblGrid>
@@ -358,7 +554,7 @@
         </w:tc>
         <w:tc>
           <w:tcPr>
-            <w:tcW w:w="6420" w:type="dxa"/>
+            <w:tcW w:w="900" w:type="dxa"/>
             <w:shd w:val="clear" w:color="auto" w:fill="1F3864"/>
             <w:tcMar>
               <w:top w:w="40" w:type="dxa"/>
@@ -379,13 +575,13 @@
                 <w:sz w:val="18"/>
                 <w:szCs w:val="18"/>
               </w:rPr>
-              <w:t>Historia</w:t>
-            </w:r>
-          </w:p>
-        </w:tc>
-        <w:tc>
-          <w:tcPr>
-            <w:tcW w:w="1040" w:type="dxa"/>
+              <w:t>RF</w:t>
+            </w:r>
+          </w:p>
+        </w:tc>
+        <w:tc>
+          <w:tcPr>
+            <w:tcW w:w="5520" w:type="dxa"/>
             <w:shd w:val="clear" w:color="auto" w:fill="1F3864"/>
             <w:tcMar>
               <w:top w:w="40" w:type="dxa"/>
@@ -406,13 +602,13 @@
                 <w:sz w:val="18"/>
                 <w:szCs w:val="18"/>
               </w:rPr>
-              <w:t>Prioridad</w:t>
-            </w:r>
-          </w:p>
-        </w:tc>
-        <w:tc>
-          <w:tcPr>
-            <w:tcW w:w="560" w:type="dxa"/>
+              <w:t>Historia</w:t>
+            </w:r>
+          </w:p>
+        </w:tc>
+        <w:tc>
+          <w:tcPr>
+            <w:tcW w:w="1040" w:type="dxa"/>
             <w:shd w:val="clear" w:color="auto" w:fill="1F3864"/>
             <w:tcMar>
               <w:top w:w="40" w:type="dxa"/>
@@ -433,6 +629,33 @@
                 <w:sz w:val="18"/>
                 <w:szCs w:val="18"/>
               </w:rPr>
+              <w:t>Prioridad</w:t>
+            </w:r>
+          </w:p>
+        </w:tc>
+        <w:tc>
+          <w:tcPr>
+            <w:tcW w:w="560" w:type="dxa"/>
+            <w:shd w:val="clear" w:color="auto" w:fill="1F3864"/>
+            <w:tcMar>
+              <w:top w:w="40" w:type="dxa"/>
+              <w:left w:w="70" w:type="dxa"/>
+              <w:bottom w:w="40" w:type="dxa"/>
+              <w:right w:w="70" w:type="dxa"/>
+            </w:tcMar>
+          </w:tcPr>
+          <w:p>
+            <w:pPr>
+              <w:spacing w:line="232" w:lineRule="auto"/>
+            </w:pPr>
+            <w:r>
+              <w:rPr>
+                <w:b/>
+                <w:bCs/>
+                <w:color w:val="FFFFFF"/>
+                <w:sz w:val="18"/>
+                <w:szCs w:val="18"/>
+              </w:rPr>
               <w:t>Pts</w:t>
             </w:r>
           </w:p>
@@ -489,7 +712,31 @@
         </w:tc>
         <w:tc>
           <w:tcPr>
-            <w:tcW w:w="6420" w:type="dxa"/>
+            <w:tcW w:w="900" w:type="dxa"/>
+            <w:shd w:val="clear" w:color="auto" w:fill="FFFFFF"/>
+            <w:tcMar>
+              <w:top w:w="40" w:type="dxa"/>
+              <w:left w:w="70" w:type="dxa"/>
+              <w:bottom w:w="40" w:type="dxa"/>
+              <w:right w:w="70" w:type="dxa"/>
+            </w:tcMar>
+          </w:tcPr>
+          <w:p>
+            <w:pPr>
+              <w:spacing w:line="232" w:lineRule="auto"/>
+            </w:pPr>
+            <w:r>
+              <w:rPr>
+                <w:sz w:val="18"/>
+                <w:szCs w:val="18"/>
+              </w:rPr>
+              <w:t>RF-SEG-01</w:t>
+            </w:r>
+          </w:p>
+        </w:tc>
+        <w:tc>
+          <w:tcPr>
+            <w:tcW w:w="5520" w:type="dxa"/>
             <w:shd w:val="clear" w:color="auto" w:fill="FFFFFF"/>
             <w:tcMar>
               <w:top w:w="40" w:type="dxa"/>
@@ -615,7 +862,31 @@
         </w:tc>
         <w:tc>
           <w:tcPr>
-            <w:tcW w:w="6420" w:type="dxa"/>
+            <w:tcW w:w="900" w:type="dxa"/>
+            <w:shd w:val="clear" w:color="auto" w:fill="F2F2F2"/>
+            <w:tcMar>
+              <w:top w:w="40" w:type="dxa"/>
+              <w:left w:w="70" w:type="dxa"/>
+              <w:bottom w:w="40" w:type="dxa"/>
+              <w:right w:w="70" w:type="dxa"/>
+            </w:tcMar>
+          </w:tcPr>
+          <w:p>
+            <w:pPr>
+              <w:spacing w:line="232" w:lineRule="auto"/>
+            </w:pPr>
+            <w:r>
+              <w:rPr>
+                <w:sz w:val="18"/>
+                <w:szCs w:val="18"/>
+              </w:rPr>
+              <w:t>RF-SEG-02</w:t>
+            </w:r>
+          </w:p>
+        </w:tc>
+        <w:tc>
+          <w:tcPr>
+            <w:tcW w:w="5520" w:type="dxa"/>
             <w:shd w:val="clear" w:color="auto" w:fill="F2F2F2"/>
             <w:tcMar>
               <w:top w:w="40" w:type="dxa"/>
@@ -741,7 +1012,31 @@
         </w:tc>
         <w:tc>
           <w:tcPr>
-            <w:tcW w:w="6420" w:type="dxa"/>
+            <w:tcW w:w="900" w:type="dxa"/>
+            <w:shd w:val="clear" w:color="auto" w:fill="FFFFFF"/>
+            <w:tcMar>
+              <w:top w:w="40" w:type="dxa"/>
+              <w:left w:w="70" w:type="dxa"/>
+              <w:bottom w:w="40" w:type="dxa"/>
+              <w:right w:w="70" w:type="dxa"/>
+            </w:tcMar>
+          </w:tcPr>
+          <w:p>
+            <w:pPr>
+              <w:spacing w:line="232" w:lineRule="auto"/>
+            </w:pPr>
+            <w:r>
+              <w:rPr>
+                <w:sz w:val="18"/>
+                <w:szCs w:val="18"/>
+              </w:rPr>
+              <w:t>RF-SEG-03</w:t>
+            </w:r>
+          </w:p>
+        </w:tc>
+        <w:tc>
+          <w:tcPr>
+            <w:tcW w:w="5520" w:type="dxa"/>
             <w:shd w:val="clear" w:color="auto" w:fill="FFFFFF"/>
             <w:tcMar>
               <w:top w:w="40" w:type="dxa"/>
@@ -867,7 +1162,31 @@
         </w:tc>
         <w:tc>
           <w:tcPr>
-            <w:tcW w:w="6420" w:type="dxa"/>
+            <w:tcW w:w="900" w:type="dxa"/>
+            <w:shd w:val="clear" w:color="auto" w:fill="F2F2F2"/>
+            <w:tcMar>
+              <w:top w:w="40" w:type="dxa"/>
+              <w:left w:w="70" w:type="dxa"/>
+              <w:bottom w:w="40" w:type="dxa"/>
+              <w:right w:w="70" w:type="dxa"/>
+            </w:tcMar>
+          </w:tcPr>
+          <w:p>
+            <w:pPr>
+              <w:spacing w:line="232" w:lineRule="auto"/>
+            </w:pPr>
+            <w:r>
+              <w:rPr>
+                <w:sz w:val="18"/>
+                <w:szCs w:val="18"/>
+              </w:rPr>
+              <w:t>RF-SEG-04</w:t>
+            </w:r>
+          </w:p>
+        </w:tc>
+        <w:tc>
+          <w:tcPr>
+            <w:tcW w:w="5520" w:type="dxa"/>
             <w:shd w:val="clear" w:color="auto" w:fill="F2F2F2"/>
             <w:tcMar>
               <w:top w:w="40" w:type="dxa"/>
@@ -993,7 +1312,31 @@
         </w:tc>
         <w:tc>
           <w:tcPr>
-            <w:tcW w:w="6420" w:type="dxa"/>
+            <w:tcW w:w="900" w:type="dxa"/>
+            <w:shd w:val="clear" w:color="auto" w:fill="FFFFFF"/>
+            <w:tcMar>
+              <w:top w:w="40" w:type="dxa"/>
+              <w:left w:w="70" w:type="dxa"/>
+              <w:bottom w:w="40" w:type="dxa"/>
+              <w:right w:w="70" w:type="dxa"/>
+            </w:tcMar>
+          </w:tcPr>
+          <w:p>
+            <w:pPr>
+              <w:spacing w:line="232" w:lineRule="auto"/>
+            </w:pPr>
+            <w:r>
+              <w:rPr>
+                <w:sz w:val="18"/>
+                <w:szCs w:val="18"/>
+              </w:rPr>
+              <w:t>RF-SEG-05</w:t>
+            </w:r>
+          </w:p>
+        </w:tc>
+        <w:tc>
+          <w:tcPr>
+            <w:tcW w:w="5520" w:type="dxa"/>
             <w:shd w:val="clear" w:color="auto" w:fill="FFFFFF"/>
             <w:tcMar>
               <w:top w:w="40" w:type="dxa"/>
@@ -1119,7 +1462,31 @@
         </w:tc>
         <w:tc>
           <w:tcPr>
-            <w:tcW w:w="6420" w:type="dxa"/>
+            <w:tcW w:w="900" w:type="dxa"/>
+            <w:shd w:val="clear" w:color="auto" w:fill="F2F2F2"/>
+            <w:tcMar>
+              <w:top w:w="40" w:type="dxa"/>
+              <w:left w:w="70" w:type="dxa"/>
+              <w:bottom w:w="40" w:type="dxa"/>
+              <w:right w:w="70" w:type="dxa"/>
+            </w:tcMar>
+          </w:tcPr>
+          <w:p>
+            <w:pPr>
+              <w:spacing w:line="232" w:lineRule="auto"/>
+            </w:pPr>
+            <w:r>
+              <w:rPr>
+                <w:sz w:val="18"/>
+                <w:szCs w:val="18"/>
+              </w:rPr>
+              <w:t>RF-SEG-06</w:t>
+            </w:r>
+          </w:p>
+        </w:tc>
+        <w:tc>
+          <w:tcPr>
+            <w:tcW w:w="5520" w:type="dxa"/>
             <w:shd w:val="clear" w:color="auto" w:fill="F2F2F2"/>
             <w:tcMar>
               <w:top w:w="40" w:type="dxa"/>
@@ -1245,7 +1612,31 @@
         </w:tc>
         <w:tc>
           <w:tcPr>
-            <w:tcW w:w="6420" w:type="dxa"/>
+            <w:tcW w:w="900" w:type="dxa"/>
+            <w:shd w:val="clear" w:color="auto" w:fill="FFFFFF"/>
+            <w:tcMar>
+              <w:top w:w="40" w:type="dxa"/>
+              <w:left w:w="70" w:type="dxa"/>
+              <w:bottom w:w="40" w:type="dxa"/>
+              <w:right w:w="70" w:type="dxa"/>
+            </w:tcMar>
+          </w:tcPr>
+          <w:p>
+            <w:pPr>
+              <w:spacing w:line="232" w:lineRule="auto"/>
+            </w:pPr>
+            <w:r>
+              <w:rPr>
+                <w:sz w:val="18"/>
+                <w:szCs w:val="18"/>
+              </w:rPr>
+              <w:t>RF-SEG-07</w:t>
+            </w:r>
+          </w:p>
+        </w:tc>
+        <w:tc>
+          <w:tcPr>
+            <w:tcW w:w="5520" w:type="dxa"/>
             <w:shd w:val="clear" w:color="auto" w:fill="FFFFFF"/>
             <w:tcMar>
               <w:top w:w="40" w:type="dxa"/>
@@ -1371,7 +1762,31 @@
         </w:tc>
         <w:tc>
           <w:tcPr>
-            <w:tcW w:w="6420" w:type="dxa"/>
+            <w:tcW w:w="900" w:type="dxa"/>
+            <w:shd w:val="clear" w:color="auto" w:fill="F2F2F2"/>
+            <w:tcMar>
+              <w:top w:w="40" w:type="dxa"/>
+              <w:left w:w="70" w:type="dxa"/>
+              <w:bottom w:w="40" w:type="dxa"/>
+              <w:right w:w="70" w:type="dxa"/>
+            </w:tcMar>
+          </w:tcPr>
+          <w:p>
+            <w:pPr>
+              <w:spacing w:line="232" w:lineRule="auto"/>
+            </w:pPr>
+            <w:r>
+              <w:rPr>
+                <w:sz w:val="18"/>
+                <w:szCs w:val="18"/>
+              </w:rPr>
+              <w:t>RF-INV-01</w:t>
+            </w:r>
+          </w:p>
+        </w:tc>
+        <w:tc>
+          <w:tcPr>
+            <w:tcW w:w="5520" w:type="dxa"/>
             <w:shd w:val="clear" w:color="auto" w:fill="F2F2F2"/>
             <w:tcMar>
               <w:top w:w="40" w:type="dxa"/>
@@ -1497,7 +1912,31 @@
         </w:tc>
         <w:tc>
           <w:tcPr>
-            <w:tcW w:w="6420" w:type="dxa"/>
+            <w:tcW w:w="900" w:type="dxa"/>
+            <w:shd w:val="clear" w:color="auto" w:fill="FFFFFF"/>
+            <w:tcMar>
+              <w:top w:w="40" w:type="dxa"/>
+              <w:left w:w="70" w:type="dxa"/>
+              <w:bottom w:w="40" w:type="dxa"/>
+              <w:right w:w="70" w:type="dxa"/>
+            </w:tcMar>
+          </w:tcPr>
+          <w:p>
+            <w:pPr>
+              <w:spacing w:line="232" w:lineRule="auto"/>
+            </w:pPr>
+            <w:r>
+              <w:rPr>
+                <w:sz w:val="18"/>
+                <w:szCs w:val="18"/>
+              </w:rPr>
+              <w:t>RF-INV-02</w:t>
+            </w:r>
+          </w:p>
+        </w:tc>
+        <w:tc>
+          <w:tcPr>
+            <w:tcW w:w="5520" w:type="dxa"/>
             <w:shd w:val="clear" w:color="auto" w:fill="FFFFFF"/>
             <w:tcMar>
               <w:top w:w="40" w:type="dxa"/>
@@ -1623,7 +2062,31 @@
         </w:tc>
         <w:tc>
           <w:tcPr>
-            <w:tcW w:w="6420" w:type="dxa"/>
+            <w:tcW w:w="900" w:type="dxa"/>
+            <w:shd w:val="clear" w:color="auto" w:fill="F2F2F2"/>
+            <w:tcMar>
+              <w:top w:w="40" w:type="dxa"/>
+              <w:left w:w="70" w:type="dxa"/>
+              <w:bottom w:w="40" w:type="dxa"/>
+              <w:right w:w="70" w:type="dxa"/>
+            </w:tcMar>
+          </w:tcPr>
+          <w:p>
+            <w:pPr>
+              <w:spacing w:line="232" w:lineRule="auto"/>
+            </w:pPr>
+            <w:r>
+              <w:rPr>
+                <w:sz w:val="18"/>
+                <w:szCs w:val="18"/>
+              </w:rPr>
+              <w:t>RF-INV-03</w:t>
+            </w:r>
+          </w:p>
+        </w:tc>
+        <w:tc>
+          <w:tcPr>
+            <w:tcW w:w="5520" w:type="dxa"/>
             <w:shd w:val="clear" w:color="auto" w:fill="F2F2F2"/>
             <w:tcMar>
               <w:top w:w="40" w:type="dxa"/>
@@ -1749,7 +2212,31 @@
         </w:tc>
         <w:tc>
           <w:tcPr>
-            <w:tcW w:w="6420" w:type="dxa"/>
+            <w:tcW w:w="900" w:type="dxa"/>
+            <w:shd w:val="clear" w:color="auto" w:fill="FFFFFF"/>
+            <w:tcMar>
+              <w:top w:w="40" w:type="dxa"/>
+              <w:left w:w="70" w:type="dxa"/>
+              <w:bottom w:w="40" w:type="dxa"/>
+              <w:right w:w="70" w:type="dxa"/>
+            </w:tcMar>
+          </w:tcPr>
+          <w:p>
+            <w:pPr>
+              <w:spacing w:line="232" w:lineRule="auto"/>
+            </w:pPr>
+            <w:r>
+              <w:rPr>
+                <w:sz w:val="18"/>
+                <w:szCs w:val="18"/>
+              </w:rPr>
+              <w:t>RF-INV-04</w:t>
+            </w:r>
+          </w:p>
+        </w:tc>
+        <w:tc>
+          <w:tcPr>
+            <w:tcW w:w="5520" w:type="dxa"/>
             <w:shd w:val="clear" w:color="auto" w:fill="FFFFFF"/>
             <w:tcMar>
               <w:top w:w="40" w:type="dxa"/>
@@ -1875,7 +2362,31 @@
         </w:tc>
         <w:tc>
           <w:tcPr>
-            <w:tcW w:w="6420" w:type="dxa"/>
+            <w:tcW w:w="900" w:type="dxa"/>
+            <w:shd w:val="clear" w:color="auto" w:fill="F2F2F2"/>
+            <w:tcMar>
+              <w:top w:w="40" w:type="dxa"/>
+              <w:left w:w="70" w:type="dxa"/>
+              <w:bottom w:w="40" w:type="dxa"/>
+              <w:right w:w="70" w:type="dxa"/>
+            </w:tcMar>
+          </w:tcPr>
+          <w:p>
+            <w:pPr>
+              <w:spacing w:line="232" w:lineRule="auto"/>
+            </w:pPr>
+            <w:r>
+              <w:rPr>
+                <w:sz w:val="18"/>
+                <w:szCs w:val="18"/>
+              </w:rPr>
+              <w:t>RF-INV-05</w:t>
+            </w:r>
+          </w:p>
+        </w:tc>
+        <w:tc>
+          <w:tcPr>
+            <w:tcW w:w="5520" w:type="dxa"/>
             <w:shd w:val="clear" w:color="auto" w:fill="F2F2F2"/>
             <w:tcMar>
               <w:top w:w="40" w:type="dxa"/>
@@ -2001,7 +2512,31 @@
         </w:tc>
         <w:tc>
           <w:tcPr>
-            <w:tcW w:w="6420" w:type="dxa"/>
+            <w:tcW w:w="900" w:type="dxa"/>
+            <w:shd w:val="clear" w:color="auto" w:fill="FFFFFF"/>
+            <w:tcMar>
+              <w:top w:w="40" w:type="dxa"/>
+              <w:left w:w="70" w:type="dxa"/>
+              <w:bottom w:w="40" w:type="dxa"/>
+              <w:right w:w="70" w:type="dxa"/>
+            </w:tcMar>
+          </w:tcPr>
+          <w:p>
+            <w:pPr>
+              <w:spacing w:line="232" w:lineRule="auto"/>
+            </w:pPr>
+            <w:r>
+              <w:rPr>
+                <w:sz w:val="18"/>
+                <w:szCs w:val="18"/>
+              </w:rPr>
+              <w:t>RF-INV-06</w:t>
+            </w:r>
+          </w:p>
+        </w:tc>
+        <w:tc>
+          <w:tcPr>
+            <w:tcW w:w="5520" w:type="dxa"/>
             <w:shd w:val="clear" w:color="auto" w:fill="FFFFFF"/>
             <w:tcMar>
               <w:top w:w="40" w:type="dxa"/>
@@ -2127,25 +2662,49 @@
         </w:tc>
         <w:tc>
           <w:tcPr>
-            <w:tcW w:w="6420" w:type="dxa"/>
-            <w:shd w:val="clear" w:color="auto" w:fill="F2F2F2"/>
-            <w:tcMar>
-              <w:top w:w="40" w:type="dxa"/>
-              <w:left w:w="70" w:type="dxa"/>
-              <w:bottom w:w="40" w:type="dxa"/>
-              <w:right w:w="70" w:type="dxa"/>
-            </w:tcMar>
-          </w:tcPr>
-          <w:p>
-            <w:pPr>
-              <w:spacing w:line="232" w:lineRule="auto"/>
-            </w:pPr>
-            <w:r>
-              <w:rPr>
-                <w:sz w:val="18"/>
-                <w:szCs w:val="18"/>
-              </w:rPr>
-              <w:t>Como administrador, quiero alertas de stock bajo, para reabastecer a tiempo.</w:t>
+            <w:tcW w:w="900" w:type="dxa"/>
+            <w:shd w:val="clear" w:color="auto" w:fill="F2F2F2"/>
+            <w:tcMar>
+              <w:top w:w="40" w:type="dxa"/>
+              <w:left w:w="70" w:type="dxa"/>
+              <w:bottom w:w="40" w:type="dxa"/>
+              <w:right w:w="70" w:type="dxa"/>
+            </w:tcMar>
+          </w:tcPr>
+          <w:p>
+            <w:pPr>
+              <w:spacing w:line="232" w:lineRule="auto"/>
+            </w:pPr>
+            <w:r>
+              <w:rPr>
+                <w:sz w:val="18"/>
+                <w:szCs w:val="18"/>
+              </w:rPr>
+              <w:t>RF-INV-07</w:t>
+            </w:r>
+          </w:p>
+        </w:tc>
+        <w:tc>
+          <w:tcPr>
+            <w:tcW w:w="5520" w:type="dxa"/>
+            <w:shd w:val="clear" w:color="auto" w:fill="F2F2F2"/>
+            <w:tcMar>
+              <w:top w:w="40" w:type="dxa"/>
+              <w:left w:w="70" w:type="dxa"/>
+              <w:bottom w:w="40" w:type="dxa"/>
+              <w:right w:w="70" w:type="dxa"/>
+            </w:tcMar>
+          </w:tcPr>
+          <w:p>
+            <w:pPr>
+              <w:spacing w:line="232" w:lineRule="auto"/>
+            </w:pPr>
+            <w:r>
+              <w:rPr>
+                <w:sz w:val="18"/>
+                <w:szCs w:val="18"/>
+              </w:rPr>
+              <w:t>Como administrador, quiero alertas de existencias bajas, para reabastecer a tiempo.</w:t>
             </w:r>
           </w:p>
         </w:tc>
@@ -2253,7 +2812,31 @@
         </w:tc>
         <w:tc>
           <w:tcPr>
-            <w:tcW w:w="6420" w:type="dxa"/>
+            <w:tcW w:w="900" w:type="dxa"/>
+            <w:shd w:val="clear" w:color="auto" w:fill="FFFFFF"/>
+            <w:tcMar>
+              <w:top w:w="40" w:type="dxa"/>
+              <w:left w:w="70" w:type="dxa"/>
+              <w:bottom w:w="40" w:type="dxa"/>
+              <w:right w:w="70" w:type="dxa"/>
+            </w:tcMar>
+          </w:tcPr>
+          <w:p>
+            <w:pPr>
+              <w:spacing w:line="232" w:lineRule="auto"/>
+            </w:pPr>
+            <w:r>
+              <w:rPr>
+                <w:sz w:val="18"/>
+                <w:szCs w:val="18"/>
+              </w:rPr>
+              <w:t>RF-INV-08</w:t>
+            </w:r>
+          </w:p>
+        </w:tc>
+        <w:tc>
+          <w:tcPr>
+            <w:tcW w:w="5520" w:type="dxa"/>
             <w:shd w:val="clear" w:color="auto" w:fill="FFFFFF"/>
             <w:tcMar>
               <w:top w:w="40" w:type="dxa"/>
@@ -2379,7 +2962,31 @@
         </w:tc>
         <w:tc>
           <w:tcPr>
-            <w:tcW w:w="6420" w:type="dxa"/>
+            <w:tcW w:w="900" w:type="dxa"/>
+            <w:shd w:val="clear" w:color="auto" w:fill="F2F2F2"/>
+            <w:tcMar>
+              <w:top w:w="40" w:type="dxa"/>
+              <w:left w:w="70" w:type="dxa"/>
+              <w:bottom w:w="40" w:type="dxa"/>
+              <w:right w:w="70" w:type="dxa"/>
+            </w:tcMar>
+          </w:tcPr>
+          <w:p>
+            <w:pPr>
+              <w:spacing w:line="232" w:lineRule="auto"/>
+            </w:pPr>
+            <w:r>
+              <w:rPr>
+                <w:sz w:val="18"/>
+                <w:szCs w:val="18"/>
+              </w:rPr>
+              <w:t>RF-INV-09</w:t>
+            </w:r>
+          </w:p>
+        </w:tc>
+        <w:tc>
+          <w:tcPr>
+            <w:tcW w:w="5520" w:type="dxa"/>
             <w:shd w:val="clear" w:color="auto" w:fill="F2F2F2"/>
             <w:tcMar>
               <w:top w:w="40" w:type="dxa"/>
@@ -2505,7 +3112,31 @@
         </w:tc>
         <w:tc>
           <w:tcPr>
-            <w:tcW w:w="6420" w:type="dxa"/>
+            <w:tcW w:w="900" w:type="dxa"/>
+            <w:shd w:val="clear" w:color="auto" w:fill="FFFFFF"/>
+            <w:tcMar>
+              <w:top w:w="40" w:type="dxa"/>
+              <w:left w:w="70" w:type="dxa"/>
+              <w:bottom w:w="40" w:type="dxa"/>
+              <w:right w:w="70" w:type="dxa"/>
+            </w:tcMar>
+          </w:tcPr>
+          <w:p>
+            <w:pPr>
+              <w:spacing w:line="232" w:lineRule="auto"/>
+            </w:pPr>
+            <w:r>
+              <w:rPr>
+                <w:sz w:val="18"/>
+                <w:szCs w:val="18"/>
+              </w:rPr>
+              <w:t>RF-INV-10</w:t>
+            </w:r>
+          </w:p>
+        </w:tc>
+        <w:tc>
+          <w:tcPr>
+            <w:tcW w:w="5520" w:type="dxa"/>
             <w:shd w:val="clear" w:color="auto" w:fill="FFFFFF"/>
             <w:tcMar>
               <w:top w:w="40" w:type="dxa"/>
@@ -2631,7 +3262,31 @@
         </w:tc>
         <w:tc>
           <w:tcPr>
-            <w:tcW w:w="6420" w:type="dxa"/>
+            <w:tcW w:w="900" w:type="dxa"/>
+            <w:shd w:val="clear" w:color="auto" w:fill="F2F2F2"/>
+            <w:tcMar>
+              <w:top w:w="40" w:type="dxa"/>
+              <w:left w:w="70" w:type="dxa"/>
+              <w:bottom w:w="40" w:type="dxa"/>
+              <w:right w:w="70" w:type="dxa"/>
+            </w:tcMar>
+          </w:tcPr>
+          <w:p>
+            <w:pPr>
+              <w:spacing w:line="232" w:lineRule="auto"/>
+            </w:pPr>
+            <w:r>
+              <w:rPr>
+                <w:sz w:val="18"/>
+                <w:szCs w:val="18"/>
+              </w:rPr>
+              <w:t>RF-INV-11</w:t>
+            </w:r>
+          </w:p>
+        </w:tc>
+        <w:tc>
+          <w:tcPr>
+            <w:tcW w:w="5520" w:type="dxa"/>
             <w:shd w:val="clear" w:color="auto" w:fill="F2F2F2"/>
             <w:tcMar>
               <w:top w:w="40" w:type="dxa"/>
@@ -2757,7 +3412,31 @@
         </w:tc>
         <w:tc>
           <w:tcPr>
-            <w:tcW w:w="6420" w:type="dxa"/>
+            <w:tcW w:w="900" w:type="dxa"/>
+            <w:shd w:val="clear" w:color="auto" w:fill="FFFFFF"/>
+            <w:tcMar>
+              <w:top w:w="40" w:type="dxa"/>
+              <w:left w:w="70" w:type="dxa"/>
+              <w:bottom w:w="40" w:type="dxa"/>
+              <w:right w:w="70" w:type="dxa"/>
+            </w:tcMar>
+          </w:tcPr>
+          <w:p>
+            <w:pPr>
+              <w:spacing w:line="232" w:lineRule="auto"/>
+            </w:pPr>
+            <w:r>
+              <w:rPr>
+                <w:sz w:val="18"/>
+                <w:szCs w:val="18"/>
+              </w:rPr>
+              <w:t>RF-VEN-01</w:t>
+            </w:r>
+          </w:p>
+        </w:tc>
+        <w:tc>
+          <w:tcPr>
+            <w:tcW w:w="5520" w:type="dxa"/>
             <w:shd w:val="clear" w:color="auto" w:fill="FFFFFF"/>
             <w:tcMar>
               <w:top w:w="40" w:type="dxa"/>
@@ -2883,7 +3562,31 @@
         </w:tc>
         <w:tc>
           <w:tcPr>
-            <w:tcW w:w="6420" w:type="dxa"/>
+            <w:tcW w:w="900" w:type="dxa"/>
+            <w:shd w:val="clear" w:color="auto" w:fill="F2F2F2"/>
+            <w:tcMar>
+              <w:top w:w="40" w:type="dxa"/>
+              <w:left w:w="70" w:type="dxa"/>
+              <w:bottom w:w="40" w:type="dxa"/>
+              <w:right w:w="70" w:type="dxa"/>
+            </w:tcMar>
+          </w:tcPr>
+          <w:p>
+            <w:pPr>
+              <w:spacing w:line="232" w:lineRule="auto"/>
+            </w:pPr>
+            <w:r>
+              <w:rPr>
+                <w:sz w:val="18"/>
+                <w:szCs w:val="18"/>
+              </w:rPr>
+              <w:t>RF-VEN-02</w:t>
+            </w:r>
+          </w:p>
+        </w:tc>
+        <w:tc>
+          <w:tcPr>
+            <w:tcW w:w="5520" w:type="dxa"/>
             <w:shd w:val="clear" w:color="auto" w:fill="F2F2F2"/>
             <w:tcMar>
               <w:top w:w="40" w:type="dxa"/>
@@ -3009,7 +3712,31 @@
         </w:tc>
         <w:tc>
           <w:tcPr>
-            <w:tcW w:w="6420" w:type="dxa"/>
+            <w:tcW w:w="900" w:type="dxa"/>
+            <w:shd w:val="clear" w:color="auto" w:fill="FFFFFF"/>
+            <w:tcMar>
+              <w:top w:w="40" w:type="dxa"/>
+              <w:left w:w="70" w:type="dxa"/>
+              <w:bottom w:w="40" w:type="dxa"/>
+              <w:right w:w="70" w:type="dxa"/>
+            </w:tcMar>
+          </w:tcPr>
+          <w:p>
+            <w:pPr>
+              <w:spacing w:line="232" w:lineRule="auto"/>
+            </w:pPr>
+            <w:r>
+              <w:rPr>
+                <w:sz w:val="18"/>
+                <w:szCs w:val="18"/>
+              </w:rPr>
+              <w:t>RF-VEN-03</w:t>
+            </w:r>
+          </w:p>
+        </w:tc>
+        <w:tc>
+          <w:tcPr>
+            <w:tcW w:w="5520" w:type="dxa"/>
             <w:shd w:val="clear" w:color="auto" w:fill="FFFFFF"/>
             <w:tcMar>
               <w:top w:w="40" w:type="dxa"/>
@@ -3135,7 +3862,31 @@
         </w:tc>
         <w:tc>
           <w:tcPr>
-            <w:tcW w:w="6420" w:type="dxa"/>
+            <w:tcW w:w="900" w:type="dxa"/>
+            <w:shd w:val="clear" w:color="auto" w:fill="F2F2F2"/>
+            <w:tcMar>
+              <w:top w:w="40" w:type="dxa"/>
+              <w:left w:w="70" w:type="dxa"/>
+              <w:bottom w:w="40" w:type="dxa"/>
+              <w:right w:w="70" w:type="dxa"/>
+            </w:tcMar>
+          </w:tcPr>
+          <w:p>
+            <w:pPr>
+              <w:spacing w:line="232" w:lineRule="auto"/>
+            </w:pPr>
+            <w:r>
+              <w:rPr>
+                <w:sz w:val="18"/>
+                <w:szCs w:val="18"/>
+              </w:rPr>
+              <w:t>RF-VEN-04</w:t>
+            </w:r>
+          </w:p>
+        </w:tc>
+        <w:tc>
+          <w:tcPr>
+            <w:tcW w:w="5520" w:type="dxa"/>
             <w:shd w:val="clear" w:color="auto" w:fill="F2F2F2"/>
             <w:tcMar>
               <w:top w:w="40" w:type="dxa"/>
@@ -3261,7 +4012,31 @@
         </w:tc>
         <w:tc>
           <w:tcPr>
-            <w:tcW w:w="6420" w:type="dxa"/>
+            <w:tcW w:w="900" w:type="dxa"/>
+            <w:shd w:val="clear" w:color="auto" w:fill="FFFFFF"/>
+            <w:tcMar>
+              <w:top w:w="40" w:type="dxa"/>
+              <w:left w:w="70" w:type="dxa"/>
+              <w:bottom w:w="40" w:type="dxa"/>
+              <w:right w:w="70" w:type="dxa"/>
+            </w:tcMar>
+          </w:tcPr>
+          <w:p>
+            <w:pPr>
+              <w:spacing w:line="232" w:lineRule="auto"/>
+            </w:pPr>
+            <w:r>
+              <w:rPr>
+                <w:sz w:val="18"/>
+                <w:szCs w:val="18"/>
+              </w:rPr>
+              <w:t>RF-VEN-05</w:t>
+            </w:r>
+          </w:p>
+        </w:tc>
+        <w:tc>
+          <w:tcPr>
+            <w:tcW w:w="5520" w:type="dxa"/>
             <w:shd w:val="clear" w:color="auto" w:fill="FFFFFF"/>
             <w:tcMar>
               <w:top w:w="40" w:type="dxa"/>
@@ -3387,7 +4162,31 @@
         </w:tc>
         <w:tc>
           <w:tcPr>
-            <w:tcW w:w="6420" w:type="dxa"/>
+            <w:tcW w:w="900" w:type="dxa"/>
+            <w:shd w:val="clear" w:color="auto" w:fill="F2F2F2"/>
+            <w:tcMar>
+              <w:top w:w="40" w:type="dxa"/>
+              <w:left w:w="70" w:type="dxa"/>
+              <w:bottom w:w="40" w:type="dxa"/>
+              <w:right w:w="70" w:type="dxa"/>
+            </w:tcMar>
+          </w:tcPr>
+          <w:p>
+            <w:pPr>
+              <w:spacing w:line="232" w:lineRule="auto"/>
+            </w:pPr>
+            <w:r>
+              <w:rPr>
+                <w:sz w:val="18"/>
+                <w:szCs w:val="18"/>
+              </w:rPr>
+              <w:t>RF-VEN-06</w:t>
+            </w:r>
+          </w:p>
+        </w:tc>
+        <w:tc>
+          <w:tcPr>
+            <w:tcW w:w="5520" w:type="dxa"/>
             <w:shd w:val="clear" w:color="auto" w:fill="F2F2F2"/>
             <w:tcMar>
               <w:top w:w="40" w:type="dxa"/>
@@ -3513,7 +4312,31 @@
         </w:tc>
         <w:tc>
           <w:tcPr>
-            <w:tcW w:w="6420" w:type="dxa"/>
+            <w:tcW w:w="900" w:type="dxa"/>
+            <w:shd w:val="clear" w:color="auto" w:fill="FFFFFF"/>
+            <w:tcMar>
+              <w:top w:w="40" w:type="dxa"/>
+              <w:left w:w="70" w:type="dxa"/>
+              <w:bottom w:w="40" w:type="dxa"/>
+              <w:right w:w="70" w:type="dxa"/>
+            </w:tcMar>
+          </w:tcPr>
+          <w:p>
+            <w:pPr>
+              <w:spacing w:line="232" w:lineRule="auto"/>
+            </w:pPr>
+            <w:r>
+              <w:rPr>
+                <w:sz w:val="18"/>
+                <w:szCs w:val="18"/>
+              </w:rPr>
+              <w:t>RF-SED-01</w:t>
+            </w:r>
+          </w:p>
+        </w:tc>
+        <w:tc>
+          <w:tcPr>
+            <w:tcW w:w="5520" w:type="dxa"/>
             <w:shd w:val="clear" w:color="auto" w:fill="FFFFFF"/>
             <w:tcMar>
               <w:top w:w="40" w:type="dxa"/>
@@ -3609,6 +4432,7 @@
                 <w:sz w:val="18"/>
                 <w:szCs w:val="18"/>
               </w:rPr>
+              <w:lastRenderedPageBreak/>
               <w:t>HU-26</w:t>
             </w:r>
           </w:p>
@@ -3639,7 +4463,31 @@
         </w:tc>
         <w:tc>
           <w:tcPr>
-            <w:tcW w:w="6420" w:type="dxa"/>
+            <w:tcW w:w="900" w:type="dxa"/>
+            <w:shd w:val="clear" w:color="auto" w:fill="F2F2F2"/>
+            <w:tcMar>
+              <w:top w:w="40" w:type="dxa"/>
+              <w:left w:w="70" w:type="dxa"/>
+              <w:bottom w:w="40" w:type="dxa"/>
+              <w:right w:w="70" w:type="dxa"/>
+            </w:tcMar>
+          </w:tcPr>
+          <w:p>
+            <w:pPr>
+              <w:spacing w:line="232" w:lineRule="auto"/>
+            </w:pPr>
+            <w:r>
+              <w:rPr>
+                <w:sz w:val="18"/>
+                <w:szCs w:val="18"/>
+              </w:rPr>
+              <w:t>RF-SED-02</w:t>
+            </w:r>
+          </w:p>
+        </w:tc>
+        <w:tc>
+          <w:tcPr>
+            <w:tcW w:w="5520" w:type="dxa"/>
             <w:shd w:val="clear" w:color="auto" w:fill="F2F2F2"/>
             <w:tcMar>
               <w:top w:w="40" w:type="dxa"/>
@@ -3765,7 +4613,31 @@
         </w:tc>
         <w:tc>
           <w:tcPr>
-            <w:tcW w:w="6420" w:type="dxa"/>
+            <w:tcW w:w="900" w:type="dxa"/>
+            <w:shd w:val="clear" w:color="auto" w:fill="FFFFFF"/>
+            <w:tcMar>
+              <w:top w:w="40" w:type="dxa"/>
+              <w:left w:w="70" w:type="dxa"/>
+              <w:bottom w:w="40" w:type="dxa"/>
+              <w:right w:w="70" w:type="dxa"/>
+            </w:tcMar>
+          </w:tcPr>
+          <w:p>
+            <w:pPr>
+              <w:spacing w:line="232" w:lineRule="auto"/>
+            </w:pPr>
+            <w:r>
+              <w:rPr>
+                <w:sz w:val="18"/>
+                <w:szCs w:val="18"/>
+              </w:rPr>
+              <w:t>RF-SED-03</w:t>
+            </w:r>
+          </w:p>
+        </w:tc>
+        <w:tc>
+          <w:tcPr>
+            <w:tcW w:w="5520" w:type="dxa"/>
             <w:shd w:val="clear" w:color="auto" w:fill="FFFFFF"/>
             <w:tcMar>
               <w:top w:w="40" w:type="dxa"/>
@@ -3861,7 +4733,6 @@
                 <w:sz w:val="18"/>
                 <w:szCs w:val="18"/>
               </w:rPr>
-              <w:lastRenderedPageBreak/>
               <w:t>HU-28</w:t>
             </w:r>
           </w:p>
@@ -3892,7 +4763,31 @@
         </w:tc>
         <w:tc>
           <w:tcPr>
-            <w:tcW w:w="6420" w:type="dxa"/>
+            <w:tcW w:w="900" w:type="dxa"/>
+            <w:shd w:val="clear" w:color="auto" w:fill="F2F2F2"/>
+            <w:tcMar>
+              <w:top w:w="40" w:type="dxa"/>
+              <w:left w:w="70" w:type="dxa"/>
+              <w:bottom w:w="40" w:type="dxa"/>
+              <w:right w:w="70" w:type="dxa"/>
+            </w:tcMar>
+          </w:tcPr>
+          <w:p>
+            <w:pPr>
+              <w:spacing w:line="232" w:lineRule="auto"/>
+            </w:pPr>
+            <w:r>
+              <w:rPr>
+                <w:sz w:val="18"/>
+                <w:szCs w:val="18"/>
+              </w:rPr>
+              <w:t>RF-SED-04</w:t>
+            </w:r>
+          </w:p>
+        </w:tc>
+        <w:tc>
+          <w:tcPr>
+            <w:tcW w:w="5520" w:type="dxa"/>
             <w:shd w:val="clear" w:color="auto" w:fill="F2F2F2"/>
             <w:tcMar>
               <w:top w:w="40" w:type="dxa"/>
@@ -4018,7 +4913,31 @@
         </w:tc>
         <w:tc>
           <w:tcPr>
-            <w:tcW w:w="6420" w:type="dxa"/>
+            <w:tcW w:w="900" w:type="dxa"/>
+            <w:shd w:val="clear" w:color="auto" w:fill="FFFFFF"/>
+            <w:tcMar>
+              <w:top w:w="40" w:type="dxa"/>
+              <w:left w:w="70" w:type="dxa"/>
+              <w:bottom w:w="40" w:type="dxa"/>
+              <w:right w:w="70" w:type="dxa"/>
+            </w:tcMar>
+          </w:tcPr>
+          <w:p>
+            <w:pPr>
+              <w:spacing w:line="232" w:lineRule="auto"/>
+            </w:pPr>
+            <w:r>
+              <w:rPr>
+                <w:sz w:val="18"/>
+                <w:szCs w:val="18"/>
+              </w:rPr>
+              <w:t>RF-SED-05</w:t>
+            </w:r>
+          </w:p>
+        </w:tc>
+        <w:tc>
+          <w:tcPr>
+            <w:tcW w:w="5520" w:type="dxa"/>
             <w:shd w:val="clear" w:color="auto" w:fill="FFFFFF"/>
             <w:tcMar>
               <w:top w:w="40" w:type="dxa"/>
@@ -4144,7 +5063,31 @@
         </w:tc>
         <w:tc>
           <w:tcPr>
-            <w:tcW w:w="6420" w:type="dxa"/>
+            <w:tcW w:w="900" w:type="dxa"/>
+            <w:shd w:val="clear" w:color="auto" w:fill="F2F2F2"/>
+            <w:tcMar>
+              <w:top w:w="40" w:type="dxa"/>
+              <w:left w:w="70" w:type="dxa"/>
+              <w:bottom w:w="40" w:type="dxa"/>
+              <w:right w:w="70" w:type="dxa"/>
+            </w:tcMar>
+          </w:tcPr>
+          <w:p>
+            <w:pPr>
+              <w:spacing w:line="232" w:lineRule="auto"/>
+            </w:pPr>
+            <w:r>
+              <w:rPr>
+                <w:sz w:val="18"/>
+                <w:szCs w:val="18"/>
+              </w:rPr>
+              <w:t>RF-REP-01</w:t>
+            </w:r>
+          </w:p>
+        </w:tc>
+        <w:tc>
+          <w:tcPr>
+            <w:tcW w:w="5520" w:type="dxa"/>
             <w:shd w:val="clear" w:color="auto" w:fill="F2F2F2"/>
             <w:tcMar>
               <w:top w:w="40" w:type="dxa"/>
@@ -4270,7 +5213,31 @@
         </w:tc>
         <w:tc>
           <w:tcPr>
-            <w:tcW w:w="6420" w:type="dxa"/>
+            <w:tcW w:w="900" w:type="dxa"/>
+            <w:shd w:val="clear" w:color="auto" w:fill="FFFFFF"/>
+            <w:tcMar>
+              <w:top w:w="40" w:type="dxa"/>
+              <w:left w:w="70" w:type="dxa"/>
+              <w:bottom w:w="40" w:type="dxa"/>
+              <w:right w:w="70" w:type="dxa"/>
+            </w:tcMar>
+          </w:tcPr>
+          <w:p>
+            <w:pPr>
+              <w:spacing w:line="232" w:lineRule="auto"/>
+            </w:pPr>
+            <w:r>
+              <w:rPr>
+                <w:sz w:val="18"/>
+                <w:szCs w:val="18"/>
+              </w:rPr>
+              <w:t>RF-REP-02</w:t>
+            </w:r>
+          </w:p>
+        </w:tc>
+        <w:tc>
+          <w:tcPr>
+            <w:tcW w:w="5520" w:type="dxa"/>
             <w:shd w:val="clear" w:color="auto" w:fill="FFFFFF"/>
             <w:tcMar>
               <w:top w:w="40" w:type="dxa"/>
@@ -4396,7 +5363,31 @@
         </w:tc>
         <w:tc>
           <w:tcPr>
-            <w:tcW w:w="6420" w:type="dxa"/>
+            <w:tcW w:w="900" w:type="dxa"/>
+            <w:shd w:val="clear" w:color="auto" w:fill="F2F2F2"/>
+            <w:tcMar>
+              <w:top w:w="40" w:type="dxa"/>
+              <w:left w:w="70" w:type="dxa"/>
+              <w:bottom w:w="40" w:type="dxa"/>
+              <w:right w:w="70" w:type="dxa"/>
+            </w:tcMar>
+          </w:tcPr>
+          <w:p>
+            <w:pPr>
+              <w:spacing w:line="232" w:lineRule="auto"/>
+            </w:pPr>
+            <w:r>
+              <w:rPr>
+                <w:sz w:val="18"/>
+                <w:szCs w:val="18"/>
+              </w:rPr>
+              <w:t>RF-REP-03</w:t>
+            </w:r>
+          </w:p>
+        </w:tc>
+        <w:tc>
+          <w:tcPr>
+            <w:tcW w:w="5520" w:type="dxa"/>
             <w:shd w:val="clear" w:color="auto" w:fill="F2F2F2"/>
             <w:tcMar>
               <w:top w:w="40" w:type="dxa"/>
@@ -4522,7 +5513,31 @@
         </w:tc>
         <w:tc>
           <w:tcPr>
-            <w:tcW w:w="6420" w:type="dxa"/>
+            <w:tcW w:w="900" w:type="dxa"/>
+            <w:shd w:val="clear" w:color="auto" w:fill="FFFFFF"/>
+            <w:tcMar>
+              <w:top w:w="40" w:type="dxa"/>
+              <w:left w:w="70" w:type="dxa"/>
+              <w:bottom w:w="40" w:type="dxa"/>
+              <w:right w:w="70" w:type="dxa"/>
+            </w:tcMar>
+          </w:tcPr>
+          <w:p>
+            <w:pPr>
+              <w:spacing w:line="232" w:lineRule="auto"/>
+            </w:pPr>
+            <w:r>
+              <w:rPr>
+                <w:sz w:val="18"/>
+                <w:szCs w:val="18"/>
+              </w:rPr>
+              <w:t>RF-REP-04</w:t>
+            </w:r>
+          </w:p>
+        </w:tc>
+        <w:tc>
+          <w:tcPr>
+            <w:tcW w:w="5520" w:type="dxa"/>
             <w:shd w:val="clear" w:color="auto" w:fill="FFFFFF"/>
             <w:tcMar>
               <w:top w:w="40" w:type="dxa"/>
@@ -4648,7 +5663,31 @@
         </w:tc>
         <w:tc>
           <w:tcPr>
-            <w:tcW w:w="6420" w:type="dxa"/>
+            <w:tcW w:w="900" w:type="dxa"/>
+            <w:shd w:val="clear" w:color="auto" w:fill="F2F2F2"/>
+            <w:tcMar>
+              <w:top w:w="40" w:type="dxa"/>
+              <w:left w:w="70" w:type="dxa"/>
+              <w:bottom w:w="40" w:type="dxa"/>
+              <w:right w:w="70" w:type="dxa"/>
+            </w:tcMar>
+          </w:tcPr>
+          <w:p>
+            <w:pPr>
+              <w:spacing w:line="232" w:lineRule="auto"/>
+            </w:pPr>
+            <w:r>
+              <w:rPr>
+                <w:sz w:val="18"/>
+                <w:szCs w:val="18"/>
+              </w:rPr>
+              <w:t>RF-REP-05</w:t>
+            </w:r>
+          </w:p>
+        </w:tc>
+        <w:tc>
+          <w:tcPr>
+            <w:tcW w:w="5520" w:type="dxa"/>
             <w:shd w:val="clear" w:color="auto" w:fill="F2F2F2"/>
             <w:tcMar>
               <w:top w:w="40" w:type="dxa"/>
@@ -4774,7 +5813,31 @@
         </w:tc>
         <w:tc>
           <w:tcPr>
-            <w:tcW w:w="6420" w:type="dxa"/>
+            <w:tcW w:w="900" w:type="dxa"/>
+            <w:shd w:val="clear" w:color="auto" w:fill="FFFFFF"/>
+            <w:tcMar>
+              <w:top w:w="40" w:type="dxa"/>
+              <w:left w:w="70" w:type="dxa"/>
+              <w:bottom w:w="40" w:type="dxa"/>
+              <w:right w:w="70" w:type="dxa"/>
+            </w:tcMar>
+          </w:tcPr>
+          <w:p>
+            <w:pPr>
+              <w:spacing w:line="232" w:lineRule="auto"/>
+            </w:pPr>
+            <w:r>
+              <w:rPr>
+                <w:sz w:val="18"/>
+                <w:szCs w:val="18"/>
+              </w:rPr>
+              <w:t>RF-REP-06</w:t>
+            </w:r>
+          </w:p>
+        </w:tc>
+        <w:tc>
+          <w:tcPr>
+            <w:tcW w:w="5520" w:type="dxa"/>
             <w:shd w:val="clear" w:color="auto" w:fill="FFFFFF"/>
             <w:tcMar>
               <w:top w:w="40" w:type="dxa"/>
@@ -4900,7 +5963,31 @@
         </w:tc>
         <w:tc>
           <w:tcPr>
-            <w:tcW w:w="6420" w:type="dxa"/>
+            <w:tcW w:w="900" w:type="dxa"/>
+            <w:shd w:val="clear" w:color="auto" w:fill="F2F2F2"/>
+            <w:tcMar>
+              <w:top w:w="40" w:type="dxa"/>
+              <w:left w:w="70" w:type="dxa"/>
+              <w:bottom w:w="40" w:type="dxa"/>
+              <w:right w:w="70" w:type="dxa"/>
+            </w:tcMar>
+          </w:tcPr>
+          <w:p>
+            <w:pPr>
+              <w:spacing w:line="232" w:lineRule="auto"/>
+            </w:pPr>
+            <w:r>
+              <w:rPr>
+                <w:sz w:val="18"/>
+                <w:szCs w:val="18"/>
+              </w:rPr>
+              <w:t>RF-FAC-01</w:t>
+            </w:r>
+          </w:p>
+        </w:tc>
+        <w:tc>
+          <w:tcPr>
+            <w:tcW w:w="5520" w:type="dxa"/>
             <w:shd w:val="clear" w:color="auto" w:fill="F2F2F2"/>
             <w:tcMar>
               <w:top w:w="40" w:type="dxa"/>
@@ -5026,7 +6113,31 @@
         </w:tc>
         <w:tc>
           <w:tcPr>
-            <w:tcW w:w="6420" w:type="dxa"/>
+            <w:tcW w:w="900" w:type="dxa"/>
+            <w:shd w:val="clear" w:color="auto" w:fill="FFFFFF"/>
+            <w:tcMar>
+              <w:top w:w="40" w:type="dxa"/>
+              <w:left w:w="70" w:type="dxa"/>
+              <w:bottom w:w="40" w:type="dxa"/>
+              <w:right w:w="70" w:type="dxa"/>
+            </w:tcMar>
+          </w:tcPr>
+          <w:p>
+            <w:pPr>
+              <w:spacing w:line="232" w:lineRule="auto"/>
+            </w:pPr>
+            <w:r>
+              <w:rPr>
+                <w:sz w:val="18"/>
+                <w:szCs w:val="18"/>
+              </w:rPr>
+              <w:t>RF-FAC-02</w:t>
+            </w:r>
+          </w:p>
+        </w:tc>
+        <w:tc>
+          <w:tcPr>
+            <w:tcW w:w="5520" w:type="dxa"/>
             <w:shd w:val="clear" w:color="auto" w:fill="FFFFFF"/>
             <w:tcMar>
               <w:top w:w="40" w:type="dxa"/>
@@ -5152,7 +6263,31 @@
         </w:tc>
         <w:tc>
           <w:tcPr>
-            <w:tcW w:w="6420" w:type="dxa"/>
+            <w:tcW w:w="900" w:type="dxa"/>
+            <w:shd w:val="clear" w:color="auto" w:fill="F2F2F2"/>
+            <w:tcMar>
+              <w:top w:w="40" w:type="dxa"/>
+              <w:left w:w="70" w:type="dxa"/>
+              <w:bottom w:w="40" w:type="dxa"/>
+              <w:right w:w="70" w:type="dxa"/>
+            </w:tcMar>
+          </w:tcPr>
+          <w:p>
+            <w:pPr>
+              <w:spacing w:line="232" w:lineRule="auto"/>
+            </w:pPr>
+            <w:r>
+              <w:rPr>
+                <w:sz w:val="18"/>
+                <w:szCs w:val="18"/>
+              </w:rPr>
+              <w:t>RF-FAC-03</w:t>
+            </w:r>
+          </w:p>
+        </w:tc>
+        <w:tc>
+          <w:tcPr>
+            <w:tcW w:w="5520" w:type="dxa"/>
             <w:shd w:val="clear" w:color="auto" w:fill="F2F2F2"/>
             <w:tcMar>
               <w:top w:w="40" w:type="dxa"/>
@@ -5278,7 +6413,31 @@
         </w:tc>
         <w:tc>
           <w:tcPr>
-            <w:tcW w:w="6420" w:type="dxa"/>
+            <w:tcW w:w="900" w:type="dxa"/>
+            <w:shd w:val="clear" w:color="auto" w:fill="FFFFFF"/>
+            <w:tcMar>
+              <w:top w:w="40" w:type="dxa"/>
+              <w:left w:w="70" w:type="dxa"/>
+              <w:bottom w:w="40" w:type="dxa"/>
+              <w:right w:w="70" w:type="dxa"/>
+            </w:tcMar>
+          </w:tcPr>
+          <w:p>
+            <w:pPr>
+              <w:spacing w:line="232" w:lineRule="auto"/>
+            </w:pPr>
+            <w:r>
+              <w:rPr>
+                <w:sz w:val="18"/>
+                <w:szCs w:val="18"/>
+              </w:rPr>
+              <w:t>RF-FAC-04</w:t>
+            </w:r>
+          </w:p>
+        </w:tc>
+        <w:tc>
+          <w:tcPr>
+            <w:tcW w:w="5520" w:type="dxa"/>
             <w:shd w:val="clear" w:color="auto" w:fill="FFFFFF"/>
             <w:tcMar>
               <w:top w:w="40" w:type="dxa"/>
@@ -5404,7 +6563,31 @@
         </w:tc>
         <w:tc>
           <w:tcPr>
-            <w:tcW w:w="6420" w:type="dxa"/>
+            <w:tcW w:w="900" w:type="dxa"/>
+            <w:shd w:val="clear" w:color="auto" w:fill="F2F2F2"/>
+            <w:tcMar>
+              <w:top w:w="40" w:type="dxa"/>
+              <w:left w:w="70" w:type="dxa"/>
+              <w:bottom w:w="40" w:type="dxa"/>
+              <w:right w:w="70" w:type="dxa"/>
+            </w:tcMar>
+          </w:tcPr>
+          <w:p>
+            <w:pPr>
+              <w:spacing w:line="232" w:lineRule="auto"/>
+            </w:pPr>
+            <w:r>
+              <w:rPr>
+                <w:sz w:val="18"/>
+                <w:szCs w:val="18"/>
+              </w:rPr>
+              <w:t>RF-SUS-01</w:t>
+            </w:r>
+          </w:p>
+        </w:tc>
+        <w:tc>
+          <w:tcPr>
+            <w:tcW w:w="5520" w:type="dxa"/>
             <w:shd w:val="clear" w:color="auto" w:fill="F2F2F2"/>
             <w:tcMar>
               <w:top w:w="40" w:type="dxa"/>
@@ -5530,7 +6713,31 @@
         </w:tc>
         <w:tc>
           <w:tcPr>
-            <w:tcW w:w="6420" w:type="dxa"/>
+            <w:tcW w:w="900" w:type="dxa"/>
+            <w:shd w:val="clear" w:color="auto" w:fill="FFFFFF"/>
+            <w:tcMar>
+              <w:top w:w="40" w:type="dxa"/>
+              <w:left w:w="70" w:type="dxa"/>
+              <w:bottom w:w="40" w:type="dxa"/>
+              <w:right w:w="70" w:type="dxa"/>
+            </w:tcMar>
+          </w:tcPr>
+          <w:p>
+            <w:pPr>
+              <w:spacing w:line="232" w:lineRule="auto"/>
+            </w:pPr>
+            <w:r>
+              <w:rPr>
+                <w:sz w:val="18"/>
+                <w:szCs w:val="18"/>
+              </w:rPr>
+              <w:t>RF-SUS-02</w:t>
+            </w:r>
+          </w:p>
+        </w:tc>
+        <w:tc>
+          <w:tcPr>
+            <w:tcW w:w="5520" w:type="dxa"/>
             <w:shd w:val="clear" w:color="auto" w:fill="FFFFFF"/>
             <w:tcMar>
               <w:top w:w="40" w:type="dxa"/>
@@ -5656,7 +6863,31 @@
         </w:tc>
         <w:tc>
           <w:tcPr>
-            <w:tcW w:w="6420" w:type="dxa"/>
+            <w:tcW w:w="900" w:type="dxa"/>
+            <w:shd w:val="clear" w:color="auto" w:fill="F2F2F2"/>
+            <w:tcMar>
+              <w:top w:w="40" w:type="dxa"/>
+              <w:left w:w="70" w:type="dxa"/>
+              <w:bottom w:w="40" w:type="dxa"/>
+              <w:right w:w="70" w:type="dxa"/>
+            </w:tcMar>
+          </w:tcPr>
+          <w:p>
+            <w:pPr>
+              <w:spacing w:line="232" w:lineRule="auto"/>
+            </w:pPr>
+            <w:r>
+              <w:rPr>
+                <w:sz w:val="18"/>
+                <w:szCs w:val="18"/>
+              </w:rPr>
+              <w:t>RF-SUS-03</w:t>
+            </w:r>
+          </w:p>
+        </w:tc>
+        <w:tc>
+          <w:tcPr>
+            <w:tcW w:w="5520" w:type="dxa"/>
             <w:shd w:val="clear" w:color="auto" w:fill="F2F2F2"/>
             <w:tcMar>
               <w:top w:w="40" w:type="dxa"/>
@@ -5782,7 +7013,31 @@
         </w:tc>
         <w:tc>
           <w:tcPr>
-            <w:tcW w:w="6420" w:type="dxa"/>
+            <w:tcW w:w="900" w:type="dxa"/>
+            <w:shd w:val="clear" w:color="auto" w:fill="FFFFFF"/>
+            <w:tcMar>
+              <w:top w:w="40" w:type="dxa"/>
+              <w:left w:w="70" w:type="dxa"/>
+              <w:bottom w:w="40" w:type="dxa"/>
+              <w:right w:w="70" w:type="dxa"/>
+            </w:tcMar>
+          </w:tcPr>
+          <w:p>
+            <w:pPr>
+              <w:spacing w:line="232" w:lineRule="auto"/>
+            </w:pPr>
+            <w:r>
+              <w:rPr>
+                <w:sz w:val="18"/>
+                <w:szCs w:val="18"/>
+              </w:rPr>
+              <w:t>RF-SUS-04</w:t>
+            </w:r>
+          </w:p>
+        </w:tc>
+        <w:tc>
+          <w:tcPr>
+            <w:tcW w:w="5520" w:type="dxa"/>
             <w:shd w:val="clear" w:color="auto" w:fill="FFFFFF"/>
             <w:tcMar>
               <w:top w:w="40" w:type="dxa"/>
@@ -5908,7 +7163,31 @@
         </w:tc>
         <w:tc>
           <w:tcPr>
-            <w:tcW w:w="6420" w:type="dxa"/>
+            <w:tcW w:w="900" w:type="dxa"/>
+            <w:shd w:val="clear" w:color="auto" w:fill="F2F2F2"/>
+            <w:tcMar>
+              <w:top w:w="40" w:type="dxa"/>
+              <w:left w:w="70" w:type="dxa"/>
+              <w:bottom w:w="40" w:type="dxa"/>
+              <w:right w:w="70" w:type="dxa"/>
+            </w:tcMar>
+          </w:tcPr>
+          <w:p>
+            <w:pPr>
+              <w:spacing w:line="232" w:lineRule="auto"/>
+            </w:pPr>
+            <w:r>
+              <w:rPr>
+                <w:sz w:val="18"/>
+                <w:szCs w:val="18"/>
+              </w:rPr>
+              <w:t>RF-SUS-05</w:t>
+            </w:r>
+          </w:p>
+        </w:tc>
+        <w:tc>
+          <w:tcPr>
+            <w:tcW w:w="5520" w:type="dxa"/>
             <w:shd w:val="clear" w:color="auto" w:fill="F2F2F2"/>
             <w:tcMar>
               <w:top w:w="40" w:type="dxa"/>
@@ -6034,7 +7313,31 @@
         </w:tc>
         <w:tc>
           <w:tcPr>
-            <w:tcW w:w="6420" w:type="dxa"/>
+            <w:tcW w:w="900" w:type="dxa"/>
+            <w:shd w:val="clear" w:color="auto" w:fill="FFFFFF"/>
+            <w:tcMar>
+              <w:top w:w="40" w:type="dxa"/>
+              <w:left w:w="70" w:type="dxa"/>
+              <w:bottom w:w="40" w:type="dxa"/>
+              <w:right w:w="70" w:type="dxa"/>
+            </w:tcMar>
+          </w:tcPr>
+          <w:p>
+            <w:pPr>
+              <w:spacing w:line="232" w:lineRule="auto"/>
+            </w:pPr>
+            <w:r>
+              <w:rPr>
+                <w:sz w:val="18"/>
+                <w:szCs w:val="18"/>
+              </w:rPr>
+              <w:t>RF-AUD-01</w:t>
+            </w:r>
+          </w:p>
+        </w:tc>
+        <w:tc>
+          <w:tcPr>
+            <w:tcW w:w="5520" w:type="dxa"/>
             <w:shd w:val="clear" w:color="auto" w:fill="FFFFFF"/>
             <w:tcMar>
               <w:top w:w="40" w:type="dxa"/>
@@ -6160,7 +7463,31 @@
         </w:tc>
         <w:tc>
           <w:tcPr>
-            <w:tcW w:w="6420" w:type="dxa"/>
+            <w:tcW w:w="900" w:type="dxa"/>
+            <w:shd w:val="clear" w:color="auto" w:fill="F2F2F2"/>
+            <w:tcMar>
+              <w:top w:w="40" w:type="dxa"/>
+              <w:left w:w="70" w:type="dxa"/>
+              <w:bottom w:w="40" w:type="dxa"/>
+              <w:right w:w="70" w:type="dxa"/>
+            </w:tcMar>
+          </w:tcPr>
+          <w:p>
+            <w:pPr>
+              <w:spacing w:line="232" w:lineRule="auto"/>
+            </w:pPr>
+            <w:r>
+              <w:rPr>
+                <w:sz w:val="18"/>
+                <w:szCs w:val="18"/>
+              </w:rPr>
+              <w:t>RF-AUD-02</w:t>
+            </w:r>
+          </w:p>
+        </w:tc>
+        <w:tc>
+          <w:tcPr>
+            <w:tcW w:w="5520" w:type="dxa"/>
             <w:shd w:val="clear" w:color="auto" w:fill="F2F2F2"/>
             <w:tcMar>
               <w:top w:w="40" w:type="dxa"/>
@@ -6286,7 +7613,31 @@
         </w:tc>
         <w:tc>
           <w:tcPr>
-            <w:tcW w:w="6420" w:type="dxa"/>
+            <w:tcW w:w="900" w:type="dxa"/>
+            <w:shd w:val="clear" w:color="auto" w:fill="FFFFFF"/>
+            <w:tcMar>
+              <w:top w:w="40" w:type="dxa"/>
+              <w:left w:w="70" w:type="dxa"/>
+              <w:bottom w:w="40" w:type="dxa"/>
+              <w:right w:w="70" w:type="dxa"/>
+            </w:tcMar>
+          </w:tcPr>
+          <w:p>
+            <w:pPr>
+              <w:spacing w:line="232" w:lineRule="auto"/>
+            </w:pPr>
+            <w:r>
+              <w:rPr>
+                <w:sz w:val="18"/>
+                <w:szCs w:val="18"/>
+              </w:rPr>
+              <w:t>RF-AUD-03</w:t>
+            </w:r>
+          </w:p>
+        </w:tc>
+        <w:tc>
+          <w:tcPr>
+            <w:tcW w:w="5520" w:type="dxa"/>
             <w:shd w:val="clear" w:color="auto" w:fill="FFFFFF"/>
             <w:tcMar>
               <w:top w:w="40" w:type="dxa"/>
@@ -6412,7 +7763,31 @@
         </w:tc>
         <w:tc>
           <w:tcPr>
-            <w:tcW w:w="6420" w:type="dxa"/>
+            <w:tcW w:w="900" w:type="dxa"/>
+            <w:shd w:val="clear" w:color="auto" w:fill="F2F2F2"/>
+            <w:tcMar>
+              <w:top w:w="40" w:type="dxa"/>
+              <w:left w:w="70" w:type="dxa"/>
+              <w:bottom w:w="40" w:type="dxa"/>
+              <w:right w:w="70" w:type="dxa"/>
+            </w:tcMar>
+          </w:tcPr>
+          <w:p>
+            <w:pPr>
+              <w:spacing w:line="232" w:lineRule="auto"/>
+            </w:pPr>
+            <w:r>
+              <w:rPr>
+                <w:sz w:val="18"/>
+                <w:szCs w:val="18"/>
+              </w:rPr>
+              <w:t>RF-AUD-04</w:t>
+            </w:r>
+          </w:p>
+        </w:tc>
+        <w:tc>
+          <w:tcPr>
+            <w:tcW w:w="5520" w:type="dxa"/>
             <w:shd w:val="clear" w:color="auto" w:fill="F2F2F2"/>
             <w:tcMar>
               <w:top w:w="40" w:type="dxa"/>
@@ -7991,23 +9366,20 @@
           <w:bCs/>
           <w:color w:val="1F3864"/>
         </w:rPr>
-        <w:t>HU-14 · Alerta de stock bajo</w:t>
-      </w:r>
-    </w:p>
-    <w:p>
-      <w:pPr>
-        <w:spacing w:after="40" w:line="262" w:lineRule="auto"/>
-        <w:jc w:val="both"/>
-      </w:pPr>
-      <w:r>
-        <w:rPr>
-          <w:b/>
-          <w:bCs/>
-        </w:rPr>
-        <w:t xml:space="preserve">Historia: </w:t>
-      </w:r>
-      <w:r>
-        <w:t>Como administrador, quiero alertas de stock bajo, para reabastecer a tiempo.</w:t>
+        <w:t>HU-14 · Alerta de existencias bajas</w:t>
+      </w:r>
+    </w:p>
+    <w:p>
+      <w:pPr>
+        <w:spacing w:after="40" w:line="262" w:lineRule="auto"/>
+        <w:jc w:val="both"/>
+      </w:pPr>
+      <w:r>
+        <w:rPr>
+          <w:b/>
+          <w:bCs/>
+        </w:rPr>
+        <w:t>Historia: Como administrador, quiero alertas de existencias bajas, para reabastecer a tiempo.</w:t>
       </w:r>
     </w:p>
     <w:p>

--- a/docs/analisis/INVENTRA_Historias_de_Usuario.docx
+++ b/docs/analisis/INVENTRA_Historias_de_Usuario.docx
@@ -398,7 +398,10 @@
         <w:t xml:space="preserve">Formato. </w:t>
       </w:r>
       <w:r>
-        <w:t>Cada historia sigue la plantilla «Como [rol], quiero [objetivo], para [beneficio]» e incluye su prioridad, su estimación en puntos y sus criterios de aceptación (las condiciones que deben cumplirse para considerarla terminada).</w:t>
+        <w:t>Cada historia sigue la plantilla «Como [rol], quiero [objetivo], para [beneficio]» e incluye su prioridad, su estimación en puntos y sus criterios de aceptación (las condiciones que deben cumplirse para considerarla terminada)</w:t>
+      </w:r>
+      <w:r>
+        <w:t>.</w:t>
       </w:r>
     </w:p>
     <w:p>
@@ -648,6 +651,7 @@
             <w:pPr>
               <w:spacing w:line="232" w:lineRule="auto"/>
             </w:pPr>
+            <w:proofErr w:type="spellStart"/>
             <w:r>
               <w:rPr>
                 <w:b/>
@@ -658,6 +662,7 @@
               </w:rPr>
               <w:t>Pts</w:t>
             </w:r>
+            <w:proofErr w:type="spellEnd"/>
           </w:p>
         </w:tc>
       </w:tr>
@@ -3004,7 +3009,23 @@
                 <w:sz w:val="18"/>
                 <w:szCs w:val="18"/>
               </w:rPr>
-              <w:t>Como administrador, quiero consultar el kardex de un producto, para ver todos sus movimientos y saldos.</w:t>
+              <w:t xml:space="preserve">Como administrador, quiero consultar el </w:t>
+            </w:r>
+            <w:proofErr w:type="spellStart"/>
+            <w:r>
+              <w:rPr>
+                <w:sz w:val="18"/>
+                <w:szCs w:val="18"/>
+              </w:rPr>
+              <w:t>kardex</w:t>
+            </w:r>
+            <w:proofErr w:type="spellEnd"/>
+            <w:r>
+              <w:rPr>
+                <w:sz w:val="18"/>
+                <w:szCs w:val="18"/>
+              </w:rPr>
+              <w:t xml:space="preserve"> de un producto, para ver todos sus movimientos y saldos.</w:t>
             </w:r>
           </w:p>
         </w:tc>
@@ -6605,7 +6626,23 @@
                 <w:sz w:val="18"/>
                 <w:szCs w:val="18"/>
               </w:rPr>
-              <w:t>Como plataforma INVENTRA, quiero registrar cada licorera como un tenant aislado, para separar sus datos.</w:t>
+              <w:t xml:space="preserve">Como plataforma INVENTRA, quiero registrar cada licorera como un </w:t>
+            </w:r>
+            <w:proofErr w:type="spellStart"/>
+            <w:r>
+              <w:rPr>
+                <w:sz w:val="18"/>
+                <w:szCs w:val="18"/>
+              </w:rPr>
+              <w:t>tenant</w:t>
+            </w:r>
+            <w:proofErr w:type="spellEnd"/>
+            <w:r>
+              <w:rPr>
+                <w:sz w:val="18"/>
+                <w:szCs w:val="18"/>
+              </w:rPr>
+              <w:t xml:space="preserve"> aislado, para separar sus datos.</w:t>
             </w:r>
           </w:p>
         </w:tc>
@@ -9249,7 +9286,15 @@
         <w:jc w:val="both"/>
       </w:pPr>
       <w:r>
-        <w:t>El lote queda disponible para el consumo por PEPS y el movimiento se registra en el kardex.</w:t>
+        <w:t xml:space="preserve">El lote queda disponible para el consumo por PEPS y el movimiento se registra en el </w:t>
+      </w:r>
+      <w:proofErr w:type="spellStart"/>
+      <w:r>
+        <w:t>kardex</w:t>
+      </w:r>
+      <w:proofErr w:type="spellEnd"/>
+      <w:r>
+        <w:t>.</w:t>
       </w:r>
     </w:p>
     <w:p>
@@ -9352,7 +9397,15 @@
         <w:jc w:val="both"/>
       </w:pPr>
       <w:r>
-        <w:t>El sistema actualiza las existencias y registra el movimiento en el kardex.</w:t>
+        <w:t xml:space="preserve">El sistema actualiza las existencias y registra el movimiento en el </w:t>
+      </w:r>
+      <w:proofErr w:type="spellStart"/>
+      <w:r>
+        <w:t>kardex</w:t>
+      </w:r>
+      <w:proofErr w:type="spellEnd"/>
+      <w:r>
+        <w:t>.</w:t>
       </w:r>
     </w:p>
     <w:p>
@@ -9567,8 +9620,18 @@
           <w:bCs/>
           <w:color w:val="1F3864"/>
         </w:rPr>
-        <w:t>HU-16 · Consultar kardex</w:t>
-      </w:r>
+        <w:t xml:space="preserve">HU-16 · Consultar </w:t>
+      </w:r>
+      <w:proofErr w:type="spellStart"/>
+      <w:r>
+        <w:rPr>
+          <w:b/>
+          <w:bCs/>
+          <w:color w:val="1F3864"/>
+        </w:rPr>
+        <w:t>kardex</w:t>
+      </w:r>
+      <w:proofErr w:type="spellEnd"/>
     </w:p>
     <w:p>
       <w:pPr>
@@ -9583,7 +9646,15 @@
         <w:t xml:space="preserve">Historia: </w:t>
       </w:r>
       <w:r>
-        <w:t>Como administrador, quiero consultar el kardex de un producto, para ver todos sus movimientos y saldos.</w:t>
+        <w:t xml:space="preserve">Como administrador, quiero consultar el </w:t>
+      </w:r>
+      <w:proofErr w:type="spellStart"/>
+      <w:r>
+        <w:t>kardex</w:t>
+      </w:r>
+      <w:proofErr w:type="spellEnd"/>
+      <w:r>
+        <w:t xml:space="preserve"> de un producto, para ver todos sus movimientos y saldos.</w:t>
       </w:r>
     </w:p>
     <w:p>
@@ -10552,7 +10623,29 @@
           <w:sz w:val="23"/>
           <w:szCs w:val="23"/>
         </w:rPr>
-        <w:t>Módulo SED · Multisede y multiusuario</w:t>
+        <w:t xml:space="preserve">Módulo SED · </w:t>
+      </w:r>
+      <w:proofErr w:type="spellStart"/>
+      <w:r>
+        <w:rPr>
+          <w:b/>
+          <w:bCs/>
+          <w:color w:val="2E5496"/>
+          <w:sz w:val="23"/>
+          <w:szCs w:val="23"/>
+        </w:rPr>
+        <w:t>Multisede</w:t>
+      </w:r>
+      <w:proofErr w:type="spellEnd"/>
+      <w:r>
+        <w:rPr>
+          <w:b/>
+          <w:bCs/>
+          <w:color w:val="2E5496"/>
+          <w:sz w:val="23"/>
+          <w:szCs w:val="23"/>
+        </w:rPr>
+        <w:t xml:space="preserve"> y multiusuario</w:t>
       </w:r>
     </w:p>
     <w:p>
@@ -11049,7 +11142,15 @@
         <w:jc w:val="both"/>
       </w:pPr>
       <w:r>
-        <w:t>Disminuye en la sede origen y aumenta en la destino, con su movimiento en el kardex.</w:t>
+        <w:t xml:space="preserve">Disminuye en la sede origen y aumenta en la destino, con su movimiento en el </w:t>
+      </w:r>
+      <w:proofErr w:type="spellStart"/>
+      <w:r>
+        <w:t>kardex</w:t>
+      </w:r>
+      <w:proofErr w:type="spellEnd"/>
+      <w:r>
+        <w:t>.</w:t>
       </w:r>
     </w:p>
     <w:p>
@@ -12009,7 +12110,25 @@
           <w:bCs/>
           <w:color w:val="1F3864"/>
         </w:rPr>
-        <w:t>HU-40 · Registrar licorera (tenant)</w:t>
+        <w:t>HU-40 · Registrar licorera (</w:t>
+      </w:r>
+      <w:proofErr w:type="spellStart"/>
+      <w:r>
+        <w:rPr>
+          <w:b/>
+          <w:bCs/>
+          <w:color w:val="1F3864"/>
+        </w:rPr>
+        <w:t>tenant</w:t>
+      </w:r>
+      <w:proofErr w:type="spellEnd"/>
+      <w:r>
+        <w:rPr>
+          <w:b/>
+          <w:bCs/>
+          <w:color w:val="1F3864"/>
+        </w:rPr>
+        <w:t>)</w:t>
       </w:r>
     </w:p>
     <w:p>
@@ -12025,7 +12144,15 @@
         <w:t xml:space="preserve">Historia: </w:t>
       </w:r>
       <w:r>
-        <w:t>Como plataforma INVENTRA, quiero registrar cada licorera como un tenant aislado, para separar sus datos.</w:t>
+        <w:t xml:space="preserve">Como plataforma INVENTRA, quiero registrar cada licorera como un </w:t>
+      </w:r>
+      <w:proofErr w:type="spellStart"/>
+      <w:r>
+        <w:t>tenant</w:t>
+      </w:r>
+      <w:proofErr w:type="spellEnd"/>
+      <w:r>
+        <w:t xml:space="preserve"> aislado, para separar sus datos.</w:t>
       </w:r>
     </w:p>
     <w:p>
@@ -12385,7 +12512,15 @@
         <w:jc w:val="both"/>
       </w:pPr>
       <w:r>
-        <w:t>Pro habilita además multisede, reportes avanzados y facturación.</w:t>
+        <w:t xml:space="preserve">Pro habilita además </w:t>
+      </w:r>
+      <w:proofErr w:type="spellStart"/>
+      <w:r>
+        <w:t>multisede</w:t>
+      </w:r>
+      <w:proofErr w:type="spellEnd"/>
+      <w:r>
+        <w:t>, reportes avanzados y facturación.</w:t>
       </w:r>
     </w:p>
     <w:p>

--- a/docs/analisis/INVENTRA_Historias_de_Usuario.docx
+++ b/docs/analisis/INVENTRA_Historias_de_Usuario.docx
@@ -12331,62 +12331,6 @@
     </w:p>
     <w:p>
       <w:pPr>
-        <w:spacing w:after="40" w:line="262" w:lineRule="auto"/>
-        <w:jc w:val="both"/>
-      </w:pPr>
-      <w:r>
-        <w:rPr>
-          <w:b/>
-          <w:bCs/>
-          <w:color w:val="1F3864"/>
-        </w:rPr>
-        <w:t>HU-42 · Controlar estado de suscripción</w:t>
-      </w:r>
-    </w:p>
-    <w:p>
-      <w:pPr>
-        <w:spacing w:after="40" w:line="262" w:lineRule="auto"/>
-        <w:jc w:val="both"/>
-      </w:pPr>
-      <w:r>
-        <w:rPr>
-          <w:b/>
-          <w:bCs/>
-        </w:rPr>
-        <w:t xml:space="preserve">Historia: </w:t>
-      </w:r>
-      <w:r>
-        <w:t>Como plataforma, quiero controlar el estado de la suscripción, para habilitar o restringir el acceso.</w:t>
-      </w:r>
-    </w:p>
-    <w:p>
-      <w:pPr>
-        <w:spacing w:after="40" w:line="262" w:lineRule="auto"/>
-        <w:jc w:val="both"/>
-      </w:pPr>
-      <w:r>
-        <w:rPr>
-          <w:b/>
-          <w:bCs/>
-        </w:rPr>
-        <w:t>Prioridad: Alta    Estimación: 3 puntos</w:t>
-      </w:r>
-    </w:p>
-    <w:p>
-      <w:pPr>
-        <w:spacing w:after="20" w:line="262" w:lineRule="auto"/>
-        <w:jc w:val="both"/>
-      </w:pPr>
-      <w:r>
-        <w:rPr>
-          <w:b/>
-          <w:bCs/>
-        </w:rPr>
-        <w:t>Criterios de aceptación:</w:t>
-      </w:r>
-    </w:p>
-    <w:p>
-      <w:pPr>
         <w:pStyle w:val="Prrafodelista"/>
         <w:numPr>
           <w:ilvl w:val="0"/>
@@ -12396,7 +12340,63 @@
         <w:jc w:val="both"/>
       </w:pPr>
       <w:r>
-        <w:t>El sistema controla si la suscripción está activa, vencida o suspendida.</w:t>
+        <w:t>Si la licorera tiene más sedes o más usuarios activos de los que admite el plan de destino, el cambio se rechaza indicando qué límite se excede.</w:t>
+      </w:r>
+    </w:p>
+    <w:p>
+      <w:pPr>
+        <w:spacing w:after="40" w:line="262" w:lineRule="auto"/>
+        <w:jc w:val="both"/>
+      </w:pPr>
+      <w:r>
+        <w:rPr>
+          <w:b/>
+          <w:bCs/>
+          <w:color w:val="1F3864"/>
+        </w:rPr>
+        <w:t>HU-42 · Controlar estado de suscripción</w:t>
+      </w:r>
+    </w:p>
+    <w:p>
+      <w:pPr>
+        <w:spacing w:after="40" w:line="262" w:lineRule="auto"/>
+        <w:jc w:val="both"/>
+      </w:pPr>
+      <w:r>
+        <w:rPr>
+          <w:b/>
+          <w:bCs/>
+        </w:rPr>
+        <w:t xml:space="preserve">Historia: </w:t>
+      </w:r>
+      <w:r>
+        <w:t>Como plataforma, quiero controlar el estado de la suscripción, para habilitar o restringir el acceso.</w:t>
+      </w:r>
+    </w:p>
+    <w:p>
+      <w:pPr>
+        <w:spacing w:after="40" w:line="262" w:lineRule="auto"/>
+        <w:jc w:val="both"/>
+      </w:pPr>
+      <w:r>
+        <w:rPr>
+          <w:b/>
+          <w:bCs/>
+        </w:rPr>
+        <w:t>Prioridad: Alta    Estimación: 3 puntos</w:t>
+      </w:r>
+    </w:p>
+    <w:p>
+      <w:pPr>
+        <w:spacing w:after="20" w:line="262" w:lineRule="auto"/>
+        <w:jc w:val="both"/>
+      </w:pPr>
+      <w:r>
+        <w:rPr>
+          <w:b/>
+          <w:bCs/>
+        </w:rPr>
+        <w:t>Criterios de aceptación:</w:t>
       </w:r>
     </w:p>
     <w:p>
@@ -12410,81 +12410,7 @@
         <w:jc w:val="both"/>
       </w:pPr>
       <w:r>
-        <w:t>Según el estado, habilita o restringe el acceso.</w:t>
-      </w:r>
-    </w:p>
-    <w:p>
-      <w:pPr>
-        <w:spacing w:after="40" w:line="262" w:lineRule="auto"/>
-        <w:jc w:val="both"/>
-      </w:pPr>
-      <w:r>
-        <w:rPr>
-          <w:b/>
-          <w:bCs/>
-          <w:color w:val="1F3864"/>
-        </w:rPr>
-        <w:t>HU-43 · Restringir funciones por plan</w:t>
-      </w:r>
-    </w:p>
-    <w:p>
-      <w:pPr>
-        <w:spacing w:after="40" w:line="262" w:lineRule="auto"/>
-        <w:jc w:val="both"/>
-      </w:pPr>
-      <w:r>
-        <w:rPr>
-          <w:b/>
-          <w:bCs/>
-        </w:rPr>
-        <w:t xml:space="preserve">Historia: </w:t>
-      </w:r>
-      <w:r>
-        <w:t>Como plataforma, quiero restringir funciones según el plan, para diferenciar Básico de Pro.</w:t>
-      </w:r>
-    </w:p>
-    <w:p>
-      <w:pPr>
-        <w:spacing w:after="40" w:line="262" w:lineRule="auto"/>
-        <w:jc w:val="both"/>
-      </w:pPr>
-      <w:r>
-        <w:rPr>
-          <w:b/>
-          <w:bCs/>
-        </w:rPr>
-        <w:t xml:space="preserve">Prioridad: </w:t>
-      </w:r>
-      <w:r>
-        <w:rPr>
-          <w:b/>
-          <w:bCs/>
-          <w:color w:val="C00000"/>
-        </w:rPr>
-        <w:t>Alta</w:t>
-      </w:r>
-      <w:r>
-        <w:rPr>
-          <w:b/>
-          <w:bCs/>
-        </w:rPr>
-        <w:t xml:space="preserve">    Estimación: </w:t>
-      </w:r>
-      <w:r>
-        <w:t>5 puntos</w:t>
-      </w:r>
-    </w:p>
-    <w:p>
-      <w:pPr>
-        <w:spacing w:after="20" w:line="262" w:lineRule="auto"/>
-        <w:jc w:val="both"/>
-      </w:pPr>
-      <w:r>
-        <w:rPr>
-          <w:b/>
-          <w:bCs/>
-        </w:rPr>
-        <w:t>Criterios de aceptación:</w:t>
+        <w:t>El sistema controla si la suscripción está activa, vencida o suspendida.</w:t>
       </w:r>
     </w:p>
     <w:p>
@@ -12498,7 +12424,81 @@
         <w:jc w:val="both"/>
       </w:pPr>
       <w:r>
-        <w:t>Básico habilita inventario, ventas y reportes básicos.</w:t>
+        <w:t>Según el estado, habilita o restringe el acceso.</w:t>
+      </w:r>
+    </w:p>
+    <w:p>
+      <w:pPr>
+        <w:spacing w:after="40" w:line="262" w:lineRule="auto"/>
+        <w:jc w:val="both"/>
+      </w:pPr>
+      <w:r>
+        <w:rPr>
+          <w:b/>
+          <w:bCs/>
+          <w:color w:val="1F3864"/>
+        </w:rPr>
+        <w:t>HU-43 · Restringir funciones por plan</w:t>
+      </w:r>
+    </w:p>
+    <w:p>
+      <w:pPr>
+        <w:spacing w:after="40" w:line="262" w:lineRule="auto"/>
+        <w:jc w:val="both"/>
+      </w:pPr>
+      <w:r>
+        <w:rPr>
+          <w:b/>
+          <w:bCs/>
+        </w:rPr>
+        <w:t xml:space="preserve">Historia: </w:t>
+      </w:r>
+      <w:r>
+        <w:t>Como plataforma, quiero restringir funciones según el plan, para diferenciar Básico de Pro.</w:t>
+      </w:r>
+    </w:p>
+    <w:p>
+      <w:pPr>
+        <w:spacing w:after="40" w:line="262" w:lineRule="auto"/>
+        <w:jc w:val="both"/>
+      </w:pPr>
+      <w:r>
+        <w:rPr>
+          <w:b/>
+          <w:bCs/>
+        </w:rPr>
+        <w:t xml:space="preserve">Prioridad: </w:t>
+      </w:r>
+      <w:r>
+        <w:rPr>
+          <w:b/>
+          <w:bCs/>
+          <w:color w:val="C00000"/>
+        </w:rPr>
+        <w:t>Alta</w:t>
+      </w:r>
+      <w:r>
+        <w:rPr>
+          <w:b/>
+          <w:bCs/>
+        </w:rPr>
+        <w:t xml:space="preserve">    Estimación: </w:t>
+      </w:r>
+      <w:r>
+        <w:t>5 puntos</w:t>
+      </w:r>
+    </w:p>
+    <w:p>
+      <w:pPr>
+        <w:spacing w:after="20" w:line="262" w:lineRule="auto"/>
+        <w:jc w:val="both"/>
+      </w:pPr>
+      <w:r>
+        <w:rPr>
+          <w:b/>
+          <w:bCs/>
+        </w:rPr>
+        <w:t>Criterios de aceptación:</w:t>
       </w:r>
     </w:p>
     <w:p>
@@ -12512,15 +12512,7 @@
         <w:jc w:val="both"/>
       </w:pPr>
       <w:r>
-        <w:t xml:space="preserve">Pro habilita además </w:t>
-      </w:r>
-      <w:proofErr w:type="spellStart"/>
-      <w:r>
-        <w:t>multisede</w:t>
-      </w:r>
-      <w:proofErr w:type="spellEnd"/>
-      <w:r>
-        <w:t>, reportes avanzados y facturación.</w:t>
+        <w:t>Básico habilita inventario, ventas y reportes básicos.</w:t>
       </w:r>
     </w:p>
     <w:p>
@@ -12534,7 +12526,15 @@
         <w:jc w:val="both"/>
       </w:pPr>
       <w:r>
-        <w:t>Al usar una función no incluida, el sistema lo informa y ofrece pasar a Pro.</w:t>
+        <w:t xml:space="preserve">Pro habilita además </w:t>
+      </w:r>
+      <w:proofErr w:type="spellStart"/>
+      <w:r>
+        <w:t>multisede</w:t>
+      </w:r>
+      <w:proofErr w:type="spellEnd"/>
+      <w:r>
+        <w:t>, reportes avanzados y facturación.</w:t>
       </w:r>
     </w:p>
     <w:p>
@@ -12548,78 +12548,7 @@
         <w:jc w:val="both"/>
       </w:pPr>
       <w:r>
-        <w:t>Los límites de sedes y usuarios se aplican según el plan.</w:t>
-      </w:r>
-    </w:p>
-    <w:p>
-      <w:pPr>
-        <w:spacing w:after="40" w:line="262" w:lineRule="auto"/>
-        <w:jc w:val="both"/>
-      </w:pPr>
-      <w:r>
-        <w:rPr>
-          <w:b/>
-          <w:bCs/>
-          <w:color w:val="1F3864"/>
-        </w:rPr>
-        <w:t>HU-44 · Panel de administración INVENTRA</w:t>
-      </w:r>
-    </w:p>
-    <w:p>
-      <w:pPr>
-        <w:spacing w:after="40" w:line="262" w:lineRule="auto"/>
-        <w:jc w:val="both"/>
-      </w:pPr>
-      <w:r>
-        <w:rPr>
-          <w:b/>
-          <w:bCs/>
-        </w:rPr>
-        <w:t>Historia: Como Administrador INVENTRA, quiero un panel de administración, para gestionar las licoreras y sus planes.</w:t>
-      </w:r>
-    </w:p>
-    <w:p>
-      <w:pPr>
-        <w:spacing w:after="40" w:line="262" w:lineRule="auto"/>
-        <w:jc w:val="both"/>
-      </w:pPr>
-      <w:r>
-        <w:rPr>
-          <w:b/>
-          <w:bCs/>
-        </w:rPr>
-        <w:t xml:space="preserve">Prioridad: </w:t>
-      </w:r>
-      <w:r>
-        <w:rPr>
-          <w:b/>
-          <w:bCs/>
-          <w:color w:val="B7791F"/>
-        </w:rPr>
-        <w:t>Media</w:t>
-      </w:r>
-      <w:r>
-        <w:rPr>
-          <w:b/>
-          <w:bCs/>
-        </w:rPr>
-        <w:t xml:space="preserve">    Estimación: </w:t>
-      </w:r>
-      <w:r>
-        <w:t>5 puntos</w:t>
-      </w:r>
-    </w:p>
-    <w:p>
-      <w:pPr>
-        <w:spacing w:after="20" w:line="262" w:lineRule="auto"/>
-        <w:jc w:val="both"/>
-      </w:pPr>
-      <w:r>
-        <w:rPr>
-          <w:b/>
-          <w:bCs/>
-        </w:rPr>
-        <w:t>Criterios de aceptación:</w:t>
+        <w:t>Al usar una función no incluida, el sistema lo informa y ofrece pasar a Pro.</w:t>
       </w:r>
     </w:p>
     <w:p>
@@ -12633,7 +12562,78 @@
         <w:jc w:val="both"/>
       </w:pPr>
       <w:r>
-        <w:t>El Administrador INVENTRA ve las licoreras y sus planes.</w:t>
+        <w:t>Los límites de sedes y usuarios se aplican según el plan.</w:t>
+      </w:r>
+    </w:p>
+    <w:p>
+      <w:pPr>
+        <w:spacing w:after="40" w:line="262" w:lineRule="auto"/>
+        <w:jc w:val="both"/>
+      </w:pPr>
+      <w:r>
+        <w:rPr>
+          <w:b/>
+          <w:bCs/>
+          <w:color w:val="1F3864"/>
+        </w:rPr>
+        <w:t>HU-44 · Panel de administración INVENTRA</w:t>
+      </w:r>
+    </w:p>
+    <w:p>
+      <w:pPr>
+        <w:spacing w:after="40" w:line="262" w:lineRule="auto"/>
+        <w:jc w:val="both"/>
+      </w:pPr>
+      <w:r>
+        <w:rPr>
+          <w:b/>
+          <w:bCs/>
+        </w:rPr>
+        <w:t>Historia: Como Administrador INVENTRA, quiero un panel de administración, para gestionar las licoreras y sus planes.</w:t>
+      </w:r>
+    </w:p>
+    <w:p>
+      <w:pPr>
+        <w:spacing w:after="40" w:line="262" w:lineRule="auto"/>
+        <w:jc w:val="both"/>
+      </w:pPr>
+      <w:r>
+        <w:rPr>
+          <w:b/>
+          <w:bCs/>
+        </w:rPr>
+        <w:t xml:space="preserve">Prioridad: </w:t>
+      </w:r>
+      <w:r>
+        <w:rPr>
+          <w:b/>
+          <w:bCs/>
+          <w:color w:val="B7791F"/>
+        </w:rPr>
+        <w:t>Media</w:t>
+      </w:r>
+      <w:r>
+        <w:rPr>
+          <w:b/>
+          <w:bCs/>
+        </w:rPr>
+        <w:t xml:space="preserve">    Estimación: </w:t>
+      </w:r>
+      <w:r>
+        <w:t>5 puntos</w:t>
+      </w:r>
+    </w:p>
+    <w:p>
+      <w:pPr>
+        <w:spacing w:after="20" w:line="262" w:lineRule="auto"/>
+        <w:jc w:val="both"/>
+      </w:pPr>
+      <w:r>
+        <w:rPr>
+          <w:b/>
+          <w:bCs/>
+        </w:rPr>
+        <w:t>Criterios de aceptación:</w:t>
       </w:r>
     </w:p>
     <w:p>
@@ -12647,6 +12647,21 @@
         <w:jc w:val="both"/>
       </w:pPr>
       <w:r>
+        <w:lastRenderedPageBreak/>
+        <w:t>El Administrador INVENTRA ve las licoreras y sus planes.</w:t>
+      </w:r>
+    </w:p>
+    <w:p>
+      <w:pPr>
+        <w:pStyle w:val="Prrafodelista"/>
+        <w:numPr>
+          <w:ilvl w:val="0"/>
+          <w:numId w:val="1"/>
+        </w:numPr>
+        <w:spacing w:after="40" w:line="252" w:lineRule="auto"/>
+        <w:jc w:val="both"/>
+      </w:pPr>
+      <w:r>
         <w:t>Puede activar, suspender o cambiar el plan de una licorera.</w:t>
       </w:r>
     </w:p>
@@ -12663,7 +12678,6 @@
           <w:sz w:val="23"/>
           <w:szCs w:val="23"/>
         </w:rPr>
-        <w:lastRenderedPageBreak/>
         <w:t>Módulo AUD · Auditoría y respaldo</w:t>
       </w:r>
     </w:p>

--- a/docs/analisis/INVENTRA_Historias_de_Usuario.docx
+++ b/docs/analisis/INVENTRA_Historias_de_Usuario.docx
@@ -12345,62 +12345,6 @@
     </w:p>
     <w:p>
       <w:pPr>
-        <w:spacing w:after="40" w:line="262" w:lineRule="auto"/>
-        <w:jc w:val="both"/>
-      </w:pPr>
-      <w:r>
-        <w:rPr>
-          <w:b/>
-          <w:bCs/>
-          <w:color w:val="1F3864"/>
-        </w:rPr>
-        <w:t>HU-42 · Controlar estado de suscripción</w:t>
-      </w:r>
-    </w:p>
-    <w:p>
-      <w:pPr>
-        <w:spacing w:after="40" w:line="262" w:lineRule="auto"/>
-        <w:jc w:val="both"/>
-      </w:pPr>
-      <w:r>
-        <w:rPr>
-          <w:b/>
-          <w:bCs/>
-        </w:rPr>
-        <w:t xml:space="preserve">Historia: </w:t>
-      </w:r>
-      <w:r>
-        <w:t>Como plataforma, quiero controlar el estado de la suscripción, para habilitar o restringir el acceso.</w:t>
-      </w:r>
-    </w:p>
-    <w:p>
-      <w:pPr>
-        <w:spacing w:after="40" w:line="262" w:lineRule="auto"/>
-        <w:jc w:val="both"/>
-      </w:pPr>
-      <w:r>
-        <w:rPr>
-          <w:b/>
-          <w:bCs/>
-        </w:rPr>
-        <w:t>Prioridad: Alta    Estimación: 3 puntos</w:t>
-      </w:r>
-    </w:p>
-    <w:p>
-      <w:pPr>
-        <w:spacing w:after="20" w:line="262" w:lineRule="auto"/>
-        <w:jc w:val="both"/>
-      </w:pPr>
-      <w:r>
-        <w:rPr>
-          <w:b/>
-          <w:bCs/>
-        </w:rPr>
-        <w:t>Criterios de aceptación:</w:t>
-      </w:r>
-    </w:p>
-    <w:p>
-      <w:pPr>
         <w:pStyle w:val="Prrafodelista"/>
         <w:numPr>
           <w:ilvl w:val="0"/>
@@ -12410,7 +12354,63 @@
         <w:jc w:val="both"/>
       </w:pPr>
       <w:r>
-        <w:t>El sistema controla si la suscripción está activa, vencida o suspendida.</w:t>
+        <w:t>La bajada de plan la realiza el administrador de la licorera; la subida, el Administrador INVENTRA.</w:t>
+      </w:r>
+    </w:p>
+    <w:p>
+      <w:pPr>
+        <w:spacing w:after="40" w:line="262" w:lineRule="auto"/>
+        <w:jc w:val="both"/>
+      </w:pPr>
+      <w:r>
+        <w:rPr>
+          <w:b/>
+          <w:bCs/>
+          <w:color w:val="1F3864"/>
+        </w:rPr>
+        <w:t>HU-42 · Controlar estado de suscripción</w:t>
+      </w:r>
+    </w:p>
+    <w:p>
+      <w:pPr>
+        <w:spacing w:after="40" w:line="262" w:lineRule="auto"/>
+        <w:jc w:val="both"/>
+      </w:pPr>
+      <w:r>
+        <w:rPr>
+          <w:b/>
+          <w:bCs/>
+        </w:rPr>
+        <w:t xml:space="preserve">Historia: </w:t>
+      </w:r>
+      <w:r>
+        <w:t>Como plataforma, quiero controlar el estado de la suscripción, para habilitar o restringir el acceso.</w:t>
+      </w:r>
+    </w:p>
+    <w:p>
+      <w:pPr>
+        <w:spacing w:after="40" w:line="262" w:lineRule="auto"/>
+        <w:jc w:val="both"/>
+      </w:pPr>
+      <w:r>
+        <w:rPr>
+          <w:b/>
+          <w:bCs/>
+        </w:rPr>
+        <w:t>Prioridad: Alta    Estimación: 3 puntos</w:t>
+      </w:r>
+    </w:p>
+    <w:p>
+      <w:pPr>
+        <w:spacing w:after="20" w:line="262" w:lineRule="auto"/>
+        <w:jc w:val="both"/>
+      </w:pPr>
+      <w:r>
+        <w:rPr>
+          <w:b/>
+          <w:bCs/>
+        </w:rPr>
+        <w:t>Criterios de aceptación:</w:t>
       </w:r>
     </w:p>
     <w:p>
@@ -12424,81 +12424,7 @@
         <w:jc w:val="both"/>
       </w:pPr>
       <w:r>
-        <w:t>Según el estado, habilita o restringe el acceso.</w:t>
-      </w:r>
-    </w:p>
-    <w:p>
-      <w:pPr>
-        <w:spacing w:after="40" w:line="262" w:lineRule="auto"/>
-        <w:jc w:val="both"/>
-      </w:pPr>
-      <w:r>
-        <w:rPr>
-          <w:b/>
-          <w:bCs/>
-          <w:color w:val="1F3864"/>
-        </w:rPr>
-        <w:t>HU-43 · Restringir funciones por plan</w:t>
-      </w:r>
-    </w:p>
-    <w:p>
-      <w:pPr>
-        <w:spacing w:after="40" w:line="262" w:lineRule="auto"/>
-        <w:jc w:val="both"/>
-      </w:pPr>
-      <w:r>
-        <w:rPr>
-          <w:b/>
-          <w:bCs/>
-        </w:rPr>
-        <w:t xml:space="preserve">Historia: </w:t>
-      </w:r>
-      <w:r>
-        <w:t>Como plataforma, quiero restringir funciones según el plan, para diferenciar Básico de Pro.</w:t>
-      </w:r>
-    </w:p>
-    <w:p>
-      <w:pPr>
-        <w:spacing w:after="40" w:line="262" w:lineRule="auto"/>
-        <w:jc w:val="both"/>
-      </w:pPr>
-      <w:r>
-        <w:rPr>
-          <w:b/>
-          <w:bCs/>
-        </w:rPr>
-        <w:t xml:space="preserve">Prioridad: </w:t>
-      </w:r>
-      <w:r>
-        <w:rPr>
-          <w:b/>
-          <w:bCs/>
-          <w:color w:val="C00000"/>
-        </w:rPr>
-        <w:t>Alta</w:t>
-      </w:r>
-      <w:r>
-        <w:rPr>
-          <w:b/>
-          <w:bCs/>
-        </w:rPr>
-        <w:t xml:space="preserve">    Estimación: </w:t>
-      </w:r>
-      <w:r>
-        <w:t>5 puntos</w:t>
-      </w:r>
-    </w:p>
-    <w:p>
-      <w:pPr>
-        <w:spacing w:after="20" w:line="262" w:lineRule="auto"/>
-        <w:jc w:val="both"/>
-      </w:pPr>
-      <w:r>
-        <w:rPr>
-          <w:b/>
-          <w:bCs/>
-        </w:rPr>
-        <w:t>Criterios de aceptación:</w:t>
+        <w:t>El sistema controla si la suscripción está activa, vencida o suspendida.</w:t>
       </w:r>
     </w:p>
     <w:p>
@@ -12512,7 +12438,7 @@
         <w:jc w:val="both"/>
       </w:pPr>
       <w:r>
-        <w:t>Básico habilita inventario, ventas y reportes básicos.</w:t>
+        <w:t>Según el estado, habilita o restringe el acceso.</w:t>
       </w:r>
     </w:p>
     <w:p>
@@ -12526,15 +12452,81 @@
         <w:jc w:val="both"/>
       </w:pPr>
       <w:r>
-        <w:t xml:space="preserve">Pro habilita además </w:t>
-      </w:r>
-      <w:proofErr w:type="spellStart"/>
-      <w:r>
-        <w:t>multisede</w:t>
-      </w:r>
-      <w:proofErr w:type="spellEnd"/>
-      <w:r>
-        <w:t>, reportes avanzados y facturación.</w:t>
+        <w:t>Tras la fecha de fin la cuenta sigue operando cuatro días en estado de mora y se suspende al quinto.</w:t>
+      </w:r>
+    </w:p>
+    <w:p>
+      <w:pPr>
+        <w:spacing w:after="40" w:line="262" w:lineRule="auto"/>
+        <w:jc w:val="both"/>
+      </w:pPr>
+      <w:r>
+        <w:rPr>
+          <w:b/>
+          <w:bCs/>
+          <w:color w:val="1F3864"/>
+        </w:rPr>
+        <w:t>HU-43 · Restringir funciones por plan</w:t>
+      </w:r>
+    </w:p>
+    <w:p>
+      <w:pPr>
+        <w:spacing w:after="40" w:line="262" w:lineRule="auto"/>
+        <w:jc w:val="both"/>
+      </w:pPr>
+      <w:r>
+        <w:rPr>
+          <w:b/>
+          <w:bCs/>
+        </w:rPr>
+        <w:t xml:space="preserve">Historia: </w:t>
+      </w:r>
+      <w:r>
+        <w:t>Como plataforma, quiero restringir funciones según el plan, para diferenciar Básico de Pro.</w:t>
+      </w:r>
+    </w:p>
+    <w:p>
+      <w:pPr>
+        <w:spacing w:after="40" w:line="262" w:lineRule="auto"/>
+        <w:jc w:val="both"/>
+      </w:pPr>
+      <w:r>
+        <w:rPr>
+          <w:b/>
+          <w:bCs/>
+        </w:rPr>
+        <w:t xml:space="preserve">Prioridad: </w:t>
+      </w:r>
+      <w:r>
+        <w:rPr>
+          <w:b/>
+          <w:bCs/>
+          <w:color w:val="C00000"/>
+        </w:rPr>
+        <w:t>Alta</w:t>
+      </w:r>
+      <w:r>
+        <w:rPr>
+          <w:b/>
+          <w:bCs/>
+        </w:rPr>
+        <w:t xml:space="preserve">    Estimación: </w:t>
+      </w:r>
+      <w:r>
+        <w:t>5 puntos</w:t>
+      </w:r>
+    </w:p>
+    <w:p>
+      <w:pPr>
+        <w:spacing w:after="20" w:line="262" w:lineRule="auto"/>
+        <w:jc w:val="both"/>
+      </w:pPr>
+      <w:r>
+        <w:rPr>
+          <w:b/>
+          <w:bCs/>
+        </w:rPr>
+        <w:t>Criterios de aceptación:</w:t>
       </w:r>
     </w:p>
     <w:p>
@@ -12548,7 +12540,7 @@
         <w:jc w:val="both"/>
       </w:pPr>
       <w:r>
-        <w:t>Al usar una función no incluida, el sistema lo informa y ofrece pasar a Pro.</w:t>
+        <w:t>Básico habilita inventario, ventas y reportes básicos.</w:t>
       </w:r>
     </w:p>
     <w:p>
@@ -12562,78 +12554,15 @@
         <w:jc w:val="both"/>
       </w:pPr>
       <w:r>
-        <w:t>Los límites de sedes y usuarios se aplican según el plan.</w:t>
-      </w:r>
-    </w:p>
-    <w:p>
-      <w:pPr>
-        <w:spacing w:after="40" w:line="262" w:lineRule="auto"/>
-        <w:jc w:val="both"/>
-      </w:pPr>
-      <w:r>
-        <w:rPr>
-          <w:b/>
-          <w:bCs/>
-          <w:color w:val="1F3864"/>
-        </w:rPr>
-        <w:t>HU-44 · Panel de administración INVENTRA</w:t>
-      </w:r>
-    </w:p>
-    <w:p>
-      <w:pPr>
-        <w:spacing w:after="40" w:line="262" w:lineRule="auto"/>
-        <w:jc w:val="both"/>
-      </w:pPr>
-      <w:r>
-        <w:rPr>
-          <w:b/>
-          <w:bCs/>
-        </w:rPr>
-        <w:t>Historia: Como Administrador INVENTRA, quiero un panel de administración, para gestionar las licoreras y sus planes.</w:t>
-      </w:r>
-    </w:p>
-    <w:p>
-      <w:pPr>
-        <w:spacing w:after="40" w:line="262" w:lineRule="auto"/>
-        <w:jc w:val="both"/>
-      </w:pPr>
-      <w:r>
-        <w:rPr>
-          <w:b/>
-          <w:bCs/>
-        </w:rPr>
-        <w:t xml:space="preserve">Prioridad: </w:t>
-      </w:r>
-      <w:r>
-        <w:rPr>
-          <w:b/>
-          <w:bCs/>
-          <w:color w:val="B7791F"/>
-        </w:rPr>
-        <w:t>Media</w:t>
-      </w:r>
-      <w:r>
-        <w:rPr>
-          <w:b/>
-          <w:bCs/>
-        </w:rPr>
-        <w:t xml:space="preserve">    Estimación: </w:t>
-      </w:r>
-      <w:r>
-        <w:t>5 puntos</w:t>
-      </w:r>
-    </w:p>
-    <w:p>
-      <w:pPr>
-        <w:spacing w:after="20" w:line="262" w:lineRule="auto"/>
-        <w:jc w:val="both"/>
-      </w:pPr>
-      <w:r>
-        <w:rPr>
-          <w:b/>
-          <w:bCs/>
-        </w:rPr>
-        <w:t>Criterios de aceptación:</w:t>
+        <w:t xml:space="preserve">Pro habilita además </w:t>
+      </w:r>
+      <w:proofErr w:type="spellStart"/>
+      <w:r>
+        <w:t>multisede</w:t>
+      </w:r>
+      <w:proofErr w:type="spellEnd"/>
+      <w:r>
+        <w:t>, reportes avanzados y facturación.</w:t>
       </w:r>
     </w:p>
     <w:p>
@@ -12647,7 +12576,106 @@
         <w:jc w:val="both"/>
       </w:pPr>
       <w:r>
+        <w:t>Al usar una función no incluida, el sistema lo informa y ofrece pasar a Pro.</w:t>
+      </w:r>
+    </w:p>
+    <w:p>
+      <w:pPr>
+        <w:pStyle w:val="Prrafodelista"/>
+        <w:numPr>
+          <w:ilvl w:val="0"/>
+          <w:numId w:val="1"/>
+        </w:numPr>
+        <w:spacing w:after="40" w:line="252" w:lineRule="auto"/>
+        <w:jc w:val="both"/>
+      </w:pPr>
+      <w:r>
+        <w:t>Los límites de sedes y usuarios se aplican según el plan.</w:t>
+      </w:r>
+    </w:p>
+    <w:p>
+      <w:pPr>
+        <w:spacing w:after="40" w:line="262" w:lineRule="auto"/>
+        <w:jc w:val="both"/>
+      </w:pPr>
+      <w:r>
+        <w:rPr>
+          <w:b/>
+          <w:bCs/>
+          <w:color w:val="1F3864"/>
+        </w:rPr>
+        <w:t>HU-44 · Panel de administración INVENTRA</w:t>
+      </w:r>
+    </w:p>
+    <w:p>
+      <w:pPr>
+        <w:spacing w:after="40" w:line="262" w:lineRule="auto"/>
+        <w:jc w:val="both"/>
+      </w:pPr>
+      <w:r>
+        <w:rPr>
+          <w:b/>
+          <w:bCs/>
+        </w:rPr>
         <w:lastRenderedPageBreak/>
+        <w:t>Historia: Como Administrador INVENTRA, quiero un panel de administración, para gestionar las licoreras y sus planes.</w:t>
+      </w:r>
+    </w:p>
+    <w:p>
+      <w:pPr>
+        <w:spacing w:after="40" w:line="262" w:lineRule="auto"/>
+        <w:jc w:val="both"/>
+      </w:pPr>
+      <w:r>
+        <w:rPr>
+          <w:b/>
+          <w:bCs/>
+        </w:rPr>
+        <w:t xml:space="preserve">Prioridad: </w:t>
+      </w:r>
+      <w:r>
+        <w:rPr>
+          <w:b/>
+          <w:bCs/>
+          <w:color w:val="B7791F"/>
+        </w:rPr>
+        <w:t>Media</w:t>
+      </w:r>
+      <w:r>
+        <w:rPr>
+          <w:b/>
+          <w:bCs/>
+        </w:rPr>
+        <w:t xml:space="preserve">    Estimación: </w:t>
+      </w:r>
+      <w:r>
+        <w:t>5 puntos</w:t>
+      </w:r>
+    </w:p>
+    <w:p>
+      <w:pPr>
+        <w:spacing w:after="20" w:line="262" w:lineRule="auto"/>
+        <w:jc w:val="both"/>
+      </w:pPr>
+      <w:r>
+        <w:rPr>
+          <w:b/>
+          <w:bCs/>
+        </w:rPr>
+        <w:t>Criterios de aceptación:</w:t>
+      </w:r>
+    </w:p>
+    <w:p>
+      <w:pPr>
+        <w:pStyle w:val="Prrafodelista"/>
+        <w:numPr>
+          <w:ilvl w:val="0"/>
+          <w:numId w:val="1"/>
+        </w:numPr>
+        <w:spacing w:after="40" w:line="252" w:lineRule="auto"/>
+        <w:jc w:val="both"/>
+      </w:pPr>
+      <w:r>
         <w:t>El Administrador INVENTRA ve las licoreras y sus planes.</w:t>
       </w:r>
     </w:p>

--- a/docs/analisis/INVENTRA_Historias_de_Usuario.docx
+++ b/docs/analisis/INVENTRA_Historias_de_Usuario.docx
@@ -651,7 +651,6 @@
             <w:pPr>
               <w:spacing w:line="232" w:lineRule="auto"/>
             </w:pPr>
-            <w:proofErr w:type="spellStart"/>
             <w:r>
               <w:rPr>
                 <w:b/>
@@ -662,7 +661,6 @@
               </w:rPr>
               <w:t>Pts</w:t>
             </w:r>
-            <w:proofErr w:type="spellEnd"/>
           </w:p>
         </w:tc>
       </w:tr>
@@ -3009,23 +3007,7 @@
                 <w:sz w:val="18"/>
                 <w:szCs w:val="18"/>
               </w:rPr>
-              <w:t xml:space="preserve">Como administrador, quiero consultar el </w:t>
-            </w:r>
-            <w:proofErr w:type="spellStart"/>
-            <w:r>
-              <w:rPr>
-                <w:sz w:val="18"/>
-                <w:szCs w:val="18"/>
-              </w:rPr>
-              <w:t>kardex</w:t>
-            </w:r>
-            <w:proofErr w:type="spellEnd"/>
-            <w:r>
-              <w:rPr>
-                <w:sz w:val="18"/>
-                <w:szCs w:val="18"/>
-              </w:rPr>
-              <w:t xml:space="preserve"> de un producto, para ver todos sus movimientos y saldos.</w:t>
+              <w:t>Como administrador, quiero consultar el kardex de un producto, para ver todos sus movimientos y saldos.</w:t>
             </w:r>
           </w:p>
         </w:tc>
@@ -6626,23 +6608,7 @@
                 <w:sz w:val="18"/>
                 <w:szCs w:val="18"/>
               </w:rPr>
-              <w:t xml:space="preserve">Como plataforma INVENTRA, quiero registrar cada licorera como un </w:t>
-            </w:r>
-            <w:proofErr w:type="spellStart"/>
-            <w:r>
-              <w:rPr>
-                <w:sz w:val="18"/>
-                <w:szCs w:val="18"/>
-              </w:rPr>
-              <w:t>tenant</w:t>
-            </w:r>
-            <w:proofErr w:type="spellEnd"/>
-            <w:r>
-              <w:rPr>
-                <w:sz w:val="18"/>
-                <w:szCs w:val="18"/>
-              </w:rPr>
-              <w:t xml:space="preserve"> aislado, para separar sus datos.</w:t>
+              <w:t>Como plataforma INVENTRA, quiero registrar cada licorera como un tenant aislado, para separar sus datos.</w:t>
             </w:r>
           </w:p>
         </w:tc>
@@ -9286,15 +9252,7 @@
         <w:jc w:val="both"/>
       </w:pPr>
       <w:r>
-        <w:t xml:space="preserve">El lote queda disponible para el consumo por PEPS y el movimiento se registra en el </w:t>
-      </w:r>
-      <w:proofErr w:type="spellStart"/>
-      <w:r>
-        <w:t>kardex</w:t>
-      </w:r>
-      <w:proofErr w:type="spellEnd"/>
-      <w:r>
-        <w:t>.</w:t>
+        <w:t>El lote queda disponible para el consumo por PEPS y el movimiento se registra en el kardex.</w:t>
       </w:r>
     </w:p>
     <w:p>
@@ -9397,15 +9355,7 @@
         <w:jc w:val="both"/>
       </w:pPr>
       <w:r>
-        <w:t xml:space="preserve">El sistema actualiza las existencias y registra el movimiento en el </w:t>
-      </w:r>
-      <w:proofErr w:type="spellStart"/>
-      <w:r>
-        <w:t>kardex</w:t>
-      </w:r>
-      <w:proofErr w:type="spellEnd"/>
-      <w:r>
-        <w:t>.</w:t>
+        <w:t>El sistema actualiza las existencias y registra el movimiento en el kardex.</w:t>
       </w:r>
     </w:p>
     <w:p>
@@ -9620,18 +9570,8 @@
           <w:bCs/>
           <w:color w:val="1F3864"/>
         </w:rPr>
-        <w:t xml:space="preserve">HU-16 · Consultar </w:t>
-      </w:r>
-      <w:proofErr w:type="spellStart"/>
-      <w:r>
-        <w:rPr>
-          <w:b/>
-          <w:bCs/>
-          <w:color w:val="1F3864"/>
-        </w:rPr>
-        <w:t>kardex</w:t>
-      </w:r>
-      <w:proofErr w:type="spellEnd"/>
+        <w:t>HU-16 · Consultar kardex</w:t>
+      </w:r>
     </w:p>
     <w:p>
       <w:pPr>
@@ -9646,15 +9586,7 @@
         <w:t xml:space="preserve">Historia: </w:t>
       </w:r>
       <w:r>
-        <w:t xml:space="preserve">Como administrador, quiero consultar el </w:t>
-      </w:r>
-      <w:proofErr w:type="spellStart"/>
-      <w:r>
-        <w:t>kardex</w:t>
-      </w:r>
-      <w:proofErr w:type="spellEnd"/>
-      <w:r>
-        <w:t xml:space="preserve"> de un producto, para ver todos sus movimientos y saldos.</w:t>
+        <w:t>Como administrador, quiero consultar el kardex de un producto, para ver todos sus movimientos y saldos.</w:t>
       </w:r>
     </w:p>
     <w:p>
@@ -10623,29 +10555,7 @@
           <w:sz w:val="23"/>
           <w:szCs w:val="23"/>
         </w:rPr>
-        <w:t xml:space="preserve">Módulo SED · </w:t>
-      </w:r>
-      <w:proofErr w:type="spellStart"/>
-      <w:r>
-        <w:rPr>
-          <w:b/>
-          <w:bCs/>
-          <w:color w:val="2E5496"/>
-          <w:sz w:val="23"/>
-          <w:szCs w:val="23"/>
-        </w:rPr>
-        <w:t>Multisede</w:t>
-      </w:r>
-      <w:proofErr w:type="spellEnd"/>
-      <w:r>
-        <w:rPr>
-          <w:b/>
-          <w:bCs/>
-          <w:color w:val="2E5496"/>
-          <w:sz w:val="23"/>
-          <w:szCs w:val="23"/>
-        </w:rPr>
-        <w:t xml:space="preserve"> y multiusuario</w:t>
+        <w:t>Módulo SED · Multisede y multiusuario</w:t>
       </w:r>
     </w:p>
     <w:p>
@@ -11142,15 +11052,7 @@
         <w:jc w:val="both"/>
       </w:pPr>
       <w:r>
-        <w:t xml:space="preserve">Disminuye en la sede origen y aumenta en la destino, con su movimiento en el </w:t>
-      </w:r>
-      <w:proofErr w:type="spellStart"/>
-      <w:r>
-        <w:t>kardex</w:t>
-      </w:r>
-      <w:proofErr w:type="spellEnd"/>
-      <w:r>
-        <w:t>.</w:t>
+        <w:t>Disminuye en la sede origen y aumenta en la destino, con su movimiento en el kardex.</w:t>
       </w:r>
     </w:p>
     <w:p>
@@ -12110,25 +12012,7 @@
           <w:bCs/>
           <w:color w:val="1F3864"/>
         </w:rPr>
-        <w:t>HU-40 · Registrar licorera (</w:t>
-      </w:r>
-      <w:proofErr w:type="spellStart"/>
-      <w:r>
-        <w:rPr>
-          <w:b/>
-          <w:bCs/>
-          <w:color w:val="1F3864"/>
-        </w:rPr>
-        <w:t>tenant</w:t>
-      </w:r>
-      <w:proofErr w:type="spellEnd"/>
-      <w:r>
-        <w:rPr>
-          <w:b/>
-          <w:bCs/>
-          <w:color w:val="1F3864"/>
-        </w:rPr>
-        <w:t>)</w:t>
+        <w:t>HU-40 · Registrar licorera (tenant)</w:t>
       </w:r>
     </w:p>
     <w:p>
@@ -12144,15 +12028,7 @@
         <w:t xml:space="preserve">Historia: </w:t>
       </w:r>
       <w:r>
-        <w:t xml:space="preserve">Como plataforma INVENTRA, quiero registrar cada licorera como un </w:t>
-      </w:r>
-      <w:proofErr w:type="spellStart"/>
-      <w:r>
-        <w:t>tenant</w:t>
-      </w:r>
-      <w:proofErr w:type="spellEnd"/>
-      <w:r>
-        <w:t xml:space="preserve"> aislado, para separar sus datos.</w:t>
+        <w:t>Como plataforma INVENTRA, quiero registrar cada licorera como un tenant aislado, para separar sus datos.</w:t>
       </w:r>
     </w:p>
     <w:p>
@@ -12359,62 +12235,6 @@
     </w:p>
     <w:p>
       <w:pPr>
-        <w:spacing w:after="40" w:line="262" w:lineRule="auto"/>
-        <w:jc w:val="both"/>
-      </w:pPr>
-      <w:r>
-        <w:rPr>
-          <w:b/>
-          <w:bCs/>
-          <w:color w:val="1F3864"/>
-        </w:rPr>
-        <w:t>HU-42 · Controlar estado de suscripción</w:t>
-      </w:r>
-    </w:p>
-    <w:p>
-      <w:pPr>
-        <w:spacing w:after="40" w:line="262" w:lineRule="auto"/>
-        <w:jc w:val="both"/>
-      </w:pPr>
-      <w:r>
-        <w:rPr>
-          <w:b/>
-          <w:bCs/>
-        </w:rPr>
-        <w:t xml:space="preserve">Historia: </w:t>
-      </w:r>
-      <w:r>
-        <w:t>Como plataforma, quiero controlar el estado de la suscripción, para habilitar o restringir el acceso.</w:t>
-      </w:r>
-    </w:p>
-    <w:p>
-      <w:pPr>
-        <w:spacing w:after="40" w:line="262" w:lineRule="auto"/>
-        <w:jc w:val="both"/>
-      </w:pPr>
-      <w:r>
-        <w:rPr>
-          <w:b/>
-          <w:bCs/>
-        </w:rPr>
-        <w:t>Prioridad: Alta    Estimación: 3 puntos</w:t>
-      </w:r>
-    </w:p>
-    <w:p>
-      <w:pPr>
-        <w:spacing w:after="20" w:line="262" w:lineRule="auto"/>
-        <w:jc w:val="both"/>
-      </w:pPr>
-      <w:r>
-        <w:rPr>
-          <w:b/>
-          <w:bCs/>
-        </w:rPr>
-        <w:t>Criterios de aceptación:</w:t>
-      </w:r>
-    </w:p>
-    <w:p>
-      <w:pPr>
         <w:pStyle w:val="Prrafodelista"/>
         <w:numPr>
           <w:ilvl w:val="0"/>
@@ -12424,7 +12244,63 @@
         <w:jc w:val="both"/>
       </w:pPr>
       <w:r>
-        <w:t>El sistema controla si la suscripción está activa, vencida o suspendida.</w:t>
+        <w:t>Durante el período de prueba no se permite cambiar de plan; la prueba corresponde al plan Pro.</w:t>
+      </w:r>
+    </w:p>
+    <w:p>
+      <w:pPr>
+        <w:spacing w:after="40" w:line="262" w:lineRule="auto"/>
+        <w:jc w:val="both"/>
+      </w:pPr>
+      <w:r>
+        <w:rPr>
+          <w:b/>
+          <w:bCs/>
+          <w:color w:val="1F3864"/>
+        </w:rPr>
+        <w:t>HU-42 · Controlar estado de suscripción</w:t>
+      </w:r>
+    </w:p>
+    <w:p>
+      <w:pPr>
+        <w:spacing w:after="40" w:line="262" w:lineRule="auto"/>
+        <w:jc w:val="both"/>
+      </w:pPr>
+      <w:r>
+        <w:rPr>
+          <w:b/>
+          <w:bCs/>
+        </w:rPr>
+        <w:t xml:space="preserve">Historia: </w:t>
+      </w:r>
+      <w:r>
+        <w:t>Como plataforma, quiero controlar el estado de la suscripción, para habilitar o restringir el acceso.</w:t>
+      </w:r>
+    </w:p>
+    <w:p>
+      <w:pPr>
+        <w:spacing w:after="40" w:line="262" w:lineRule="auto"/>
+        <w:jc w:val="both"/>
+      </w:pPr>
+      <w:r>
+        <w:rPr>
+          <w:b/>
+          <w:bCs/>
+        </w:rPr>
+        <w:t>Prioridad: Alta    Estimación: 3 puntos</w:t>
+      </w:r>
+    </w:p>
+    <w:p>
+      <w:pPr>
+        <w:spacing w:after="20" w:line="262" w:lineRule="auto"/>
+        <w:jc w:val="both"/>
+      </w:pPr>
+      <w:r>
+        <w:rPr>
+          <w:b/>
+          <w:bCs/>
+        </w:rPr>
+        <w:t>Criterios de aceptación:</w:t>
       </w:r>
     </w:p>
     <w:p>
@@ -12438,7 +12314,7 @@
         <w:jc w:val="both"/>
       </w:pPr>
       <w:r>
-        <w:t>Según el estado, habilita o restringe el acceso.</w:t>
+        <w:t>El sistema controla si la suscripción está activa, vencida o suspendida.</w:t>
       </w:r>
     </w:p>
     <w:p>
@@ -12452,81 +12328,7 @@
         <w:jc w:val="both"/>
       </w:pPr>
       <w:r>
-        <w:t>Tras la fecha de fin la cuenta sigue operando cuatro días en estado de mora y se suspende al quinto.</w:t>
-      </w:r>
-    </w:p>
-    <w:p>
-      <w:pPr>
-        <w:spacing w:after="40" w:line="262" w:lineRule="auto"/>
-        <w:jc w:val="both"/>
-      </w:pPr>
-      <w:r>
-        <w:rPr>
-          <w:b/>
-          <w:bCs/>
-          <w:color w:val="1F3864"/>
-        </w:rPr>
-        <w:t>HU-43 · Restringir funciones por plan</w:t>
-      </w:r>
-    </w:p>
-    <w:p>
-      <w:pPr>
-        <w:spacing w:after="40" w:line="262" w:lineRule="auto"/>
-        <w:jc w:val="both"/>
-      </w:pPr>
-      <w:r>
-        <w:rPr>
-          <w:b/>
-          <w:bCs/>
-        </w:rPr>
-        <w:t xml:space="preserve">Historia: </w:t>
-      </w:r>
-      <w:r>
-        <w:t>Como plataforma, quiero restringir funciones según el plan, para diferenciar Básico de Pro.</w:t>
-      </w:r>
-    </w:p>
-    <w:p>
-      <w:pPr>
-        <w:spacing w:after="40" w:line="262" w:lineRule="auto"/>
-        <w:jc w:val="both"/>
-      </w:pPr>
-      <w:r>
-        <w:rPr>
-          <w:b/>
-          <w:bCs/>
-        </w:rPr>
-        <w:t xml:space="preserve">Prioridad: </w:t>
-      </w:r>
-      <w:r>
-        <w:rPr>
-          <w:b/>
-          <w:bCs/>
-          <w:color w:val="C00000"/>
-        </w:rPr>
-        <w:t>Alta</w:t>
-      </w:r>
-      <w:r>
-        <w:rPr>
-          <w:b/>
-          <w:bCs/>
-        </w:rPr>
-        <w:t xml:space="preserve">    Estimación: </w:t>
-      </w:r>
-      <w:r>
-        <w:t>5 puntos</w:t>
-      </w:r>
-    </w:p>
-    <w:p>
-      <w:pPr>
-        <w:spacing w:after="20" w:line="262" w:lineRule="auto"/>
-        <w:jc w:val="both"/>
-      </w:pPr>
-      <w:r>
-        <w:rPr>
-          <w:b/>
-          <w:bCs/>
-        </w:rPr>
-        <w:t>Criterios de aceptación:</w:t>
+        <w:t>Según el estado, habilita o restringe el acceso.</w:t>
       </w:r>
     </w:p>
     <w:p>
@@ -12540,7 +12342,81 @@
         <w:jc w:val="both"/>
       </w:pPr>
       <w:r>
-        <w:t>Básico habilita inventario, ventas y reportes básicos.</w:t>
+        <w:t>Tras la fecha de fin la cuenta sigue operando cuatro días en estado de mora y se suspende al quinto.</w:t>
+      </w:r>
+    </w:p>
+    <w:p>
+      <w:pPr>
+        <w:spacing w:after="40" w:line="262" w:lineRule="auto"/>
+        <w:jc w:val="both"/>
+      </w:pPr>
+      <w:r>
+        <w:rPr>
+          <w:b/>
+          <w:bCs/>
+          <w:color w:val="1F3864"/>
+        </w:rPr>
+        <w:t>HU-43 · Restringir funciones por plan</w:t>
+      </w:r>
+    </w:p>
+    <w:p>
+      <w:pPr>
+        <w:spacing w:after="40" w:line="262" w:lineRule="auto"/>
+        <w:jc w:val="both"/>
+      </w:pPr>
+      <w:r>
+        <w:rPr>
+          <w:b/>
+          <w:bCs/>
+        </w:rPr>
+        <w:t xml:space="preserve">Historia: </w:t>
+      </w:r>
+      <w:r>
+        <w:t>Como plataforma, quiero restringir funciones según el plan, para diferenciar Básico de Pro.</w:t>
+      </w:r>
+    </w:p>
+    <w:p>
+      <w:pPr>
+        <w:spacing w:after="40" w:line="262" w:lineRule="auto"/>
+        <w:jc w:val="both"/>
+      </w:pPr>
+      <w:r>
+        <w:rPr>
+          <w:b/>
+          <w:bCs/>
+        </w:rPr>
+        <w:t xml:space="preserve">Prioridad: </w:t>
+      </w:r>
+      <w:r>
+        <w:rPr>
+          <w:b/>
+          <w:bCs/>
+          <w:color w:val="C00000"/>
+        </w:rPr>
+        <w:t>Alta</w:t>
+      </w:r>
+      <w:r>
+        <w:rPr>
+          <w:b/>
+          <w:bCs/>
+        </w:rPr>
+        <w:t xml:space="preserve">    Estimación: </w:t>
+      </w:r>
+      <w:r>
+        <w:t>5 puntos</w:t>
+      </w:r>
+    </w:p>
+    <w:p>
+      <w:pPr>
+        <w:spacing w:after="20" w:line="262" w:lineRule="auto"/>
+        <w:jc w:val="both"/>
+      </w:pPr>
+      <w:r>
+        <w:rPr>
+          <w:b/>
+          <w:bCs/>
+        </w:rPr>
+        <w:t>Criterios de aceptación:</w:t>
       </w:r>
     </w:p>
     <w:p>
@@ -12554,15 +12430,7 @@
         <w:jc w:val="both"/>
       </w:pPr>
       <w:r>
-        <w:t xml:space="preserve">Pro habilita además </w:t>
-      </w:r>
-      <w:proofErr w:type="spellStart"/>
-      <w:r>
-        <w:t>multisede</w:t>
-      </w:r>
-      <w:proofErr w:type="spellEnd"/>
-      <w:r>
-        <w:t>, reportes avanzados y facturación.</w:t>
+        <w:t>Básico habilita inventario, ventas y reportes básicos.</w:t>
       </w:r>
     </w:p>
     <w:p>
@@ -12576,7 +12444,7 @@
         <w:jc w:val="both"/>
       </w:pPr>
       <w:r>
-        <w:t>Al usar una función no incluida, el sistema lo informa y ofrece pasar a Pro.</w:t>
+        <w:t>Pro habilita además multisede, reportes avanzados y facturación.</w:t>
       </w:r>
     </w:p>
     <w:p>
@@ -12590,6 +12458,21 @@
         <w:jc w:val="both"/>
       </w:pPr>
       <w:r>
+        <w:t>Al usar una función no incluida, el sistema lo informa y ofrece pasar a Pro.</w:t>
+      </w:r>
+    </w:p>
+    <w:p>
+      <w:pPr>
+        <w:pStyle w:val="Prrafodelista"/>
+        <w:numPr>
+          <w:ilvl w:val="0"/>
+          <w:numId w:val="1"/>
+        </w:numPr>
+        <w:spacing w:after="40" w:line="252" w:lineRule="auto"/>
+        <w:jc w:val="both"/>
+      </w:pPr>
+      <w:r>
+        <w:lastRenderedPageBreak/>
         <w:t>Los límites de sedes y usuarios se aplican según el plan.</w:t>
       </w:r>
     </w:p>
@@ -12617,7 +12500,6 @@
           <w:b/>
           <w:bCs/>
         </w:rPr>
-        <w:lastRenderedPageBreak/>
         <w:t>Historia: Como Administrador INVENTRA, quiero un panel de administración, para gestionar las licoreras y sus planes.</w:t>
       </w:r>
     </w:p>

--- a/docs/analisis/INVENTRA_Historias_de_Usuario.docx
+++ b/docs/analisis/INVENTRA_Historias_de_Usuario.docx
@@ -10617,7 +10617,10 @@
         <w:t xml:space="preserve">    Estimación: </w:t>
       </w:r>
       <w:r>
-        <w:t>3 puntos</w:t>
+        <w:t>3 punto</w:t>
+      </w:r>
+      <w:r>
+        <w:t>s</w:t>
       </w:r>
     </w:p>
     <w:p>
@@ -12105,80 +12108,6 @@
     </w:p>
     <w:p>
       <w:pPr>
-        <w:spacing w:after="40" w:line="262" w:lineRule="auto"/>
-        <w:jc w:val="both"/>
-      </w:pPr>
-      <w:r>
-        <w:rPr>
-          <w:b/>
-          <w:bCs/>
-          <w:color w:val="1F3864"/>
-        </w:rPr>
-        <w:t>HU-41 · Cambiar de plan</w:t>
-      </w:r>
-    </w:p>
-    <w:p>
-      <w:pPr>
-        <w:spacing w:after="40" w:line="262" w:lineRule="auto"/>
-        <w:jc w:val="both"/>
-      </w:pPr>
-      <w:r>
-        <w:rPr>
-          <w:b/>
-          <w:bCs/>
-        </w:rPr>
-        <w:t xml:space="preserve">Historia: </w:t>
-      </w:r>
-      <w:r>
-        <w:t>Como administrador, quiero cambiar de plan (Básico/Pro), para ajustar el servicio a mi negocio.</w:t>
-      </w:r>
-    </w:p>
-    <w:p>
-      <w:pPr>
-        <w:spacing w:after="40" w:line="262" w:lineRule="auto"/>
-        <w:jc w:val="both"/>
-      </w:pPr>
-      <w:r>
-        <w:rPr>
-          <w:b/>
-          <w:bCs/>
-        </w:rPr>
-        <w:t xml:space="preserve">Prioridad: </w:t>
-      </w:r>
-      <w:r>
-        <w:rPr>
-          <w:b/>
-          <w:bCs/>
-          <w:color w:val="B7791F"/>
-        </w:rPr>
-        <w:t>Media</w:t>
-      </w:r>
-      <w:r>
-        <w:rPr>
-          <w:b/>
-          <w:bCs/>
-        </w:rPr>
-        <w:t xml:space="preserve">    Estimación: </w:t>
-      </w:r>
-      <w:r>
-        <w:t>3 puntos</w:t>
-      </w:r>
-    </w:p>
-    <w:p>
-      <w:pPr>
-        <w:spacing w:after="20" w:line="262" w:lineRule="auto"/>
-        <w:jc w:val="both"/>
-      </w:pPr>
-      <w:r>
-        <w:rPr>
-          <w:b/>
-          <w:bCs/>
-        </w:rPr>
-        <w:t>Criterios de aceptación:</w:t>
-      </w:r>
-    </w:p>
-    <w:p>
-      <w:pPr>
         <w:pStyle w:val="Prrafodelista"/>
         <w:numPr>
           <w:ilvl w:val="0"/>
@@ -12188,7 +12117,81 @@
         <w:jc w:val="both"/>
       </w:pPr>
       <w:r>
-        <w:t>El administrador cambia entre Básico y Pro.</w:t>
+        <w:t>La cuenta del administrador del negocio se crea sin contraseña: su dueño la define con el enlace que recibe.</w:t>
+      </w:r>
+    </w:p>
+    <w:p>
+      <w:pPr>
+        <w:spacing w:after="40" w:line="262" w:lineRule="auto"/>
+        <w:jc w:val="both"/>
+      </w:pPr>
+      <w:r>
+        <w:rPr>
+          <w:b/>
+          <w:bCs/>
+          <w:color w:val="1F3864"/>
+        </w:rPr>
+        <w:t>HU-41 · Cambiar de plan</w:t>
+      </w:r>
+    </w:p>
+    <w:p>
+      <w:pPr>
+        <w:spacing w:after="40" w:line="262" w:lineRule="auto"/>
+        <w:jc w:val="both"/>
+      </w:pPr>
+      <w:r>
+        <w:rPr>
+          <w:b/>
+          <w:bCs/>
+        </w:rPr>
+        <w:t xml:space="preserve">Historia: </w:t>
+      </w:r>
+      <w:r>
+        <w:t>Como administrador, quiero cambiar de plan (Básico/Pro), para ajustar el servicio a mi negocio.</w:t>
+      </w:r>
+    </w:p>
+    <w:p>
+      <w:pPr>
+        <w:spacing w:after="40" w:line="262" w:lineRule="auto"/>
+        <w:jc w:val="both"/>
+      </w:pPr>
+      <w:r>
+        <w:rPr>
+          <w:b/>
+          <w:bCs/>
+        </w:rPr>
+        <w:t xml:space="preserve">Prioridad: </w:t>
+      </w:r>
+      <w:r>
+        <w:rPr>
+          <w:b/>
+          <w:bCs/>
+          <w:color w:val="B7791F"/>
+        </w:rPr>
+        <w:t>Media</w:t>
+      </w:r>
+      <w:r>
+        <w:rPr>
+          <w:b/>
+          <w:bCs/>
+        </w:rPr>
+        <w:t xml:space="preserve">    Estimación: </w:t>
+      </w:r>
+      <w:r>
+        <w:t>3 puntos</w:t>
+      </w:r>
+    </w:p>
+    <w:p>
+      <w:pPr>
+        <w:spacing w:after="20" w:line="262" w:lineRule="auto"/>
+        <w:jc w:val="both"/>
+      </w:pPr>
+      <w:r>
+        <w:rPr>
+          <w:b/>
+          <w:bCs/>
+        </w:rPr>
+        <w:t>Criterios de aceptación:</w:t>
       </w:r>
     </w:p>
     <w:p>
@@ -12202,7 +12205,7 @@
         <w:jc w:val="both"/>
       </w:pPr>
       <w:r>
-        <w:t>Las funciones disponibles se ajustan al plan.</w:t>
+        <w:t>El administrador cambia entre Básico y Pro.</w:t>
       </w:r>
     </w:p>
     <w:p>
@@ -12216,7 +12219,7 @@
         <w:jc w:val="both"/>
       </w:pPr>
       <w:r>
-        <w:t>Si la licorera tiene más sedes o más usuarios activos de los que admite el plan de destino, el cambio se rechaza indicando qué límite se excede.</w:t>
+        <w:t>Las funciones disponibles se ajustan al plan.</w:t>
       </w:r>
     </w:p>
     <w:p>
@@ -12230,7 +12233,7 @@
         <w:jc w:val="both"/>
       </w:pPr>
       <w:r>
-        <w:t>La bajada de plan la realiza el administrador de la licorera; la subida, el Administrador INVENTRA.</w:t>
+        <w:t>Si la licorera tiene más sedes o más usuarios activos de los que admite el plan de destino, el cambio se rechaza indicando qué límite se excede.</w:t>
       </w:r>
     </w:p>
     <w:p>
@@ -12244,63 +12247,7 @@
         <w:jc w:val="both"/>
       </w:pPr>
       <w:r>
-        <w:t>Durante el período de prueba no se permite cambiar de plan; la prueba corresponde al plan Pro.</w:t>
-      </w:r>
-    </w:p>
-    <w:p>
-      <w:pPr>
-        <w:spacing w:after="40" w:line="262" w:lineRule="auto"/>
-        <w:jc w:val="both"/>
-      </w:pPr>
-      <w:r>
-        <w:rPr>
-          <w:b/>
-          <w:bCs/>
-          <w:color w:val="1F3864"/>
-        </w:rPr>
-        <w:t>HU-42 · Controlar estado de suscripción</w:t>
-      </w:r>
-    </w:p>
-    <w:p>
-      <w:pPr>
-        <w:spacing w:after="40" w:line="262" w:lineRule="auto"/>
-        <w:jc w:val="both"/>
-      </w:pPr>
-      <w:r>
-        <w:rPr>
-          <w:b/>
-          <w:bCs/>
-        </w:rPr>
-        <w:t xml:space="preserve">Historia: </w:t>
-      </w:r>
-      <w:r>
-        <w:t>Como plataforma, quiero controlar el estado de la suscripción, para habilitar o restringir el acceso.</w:t>
-      </w:r>
-    </w:p>
-    <w:p>
-      <w:pPr>
-        <w:spacing w:after="40" w:line="262" w:lineRule="auto"/>
-        <w:jc w:val="both"/>
-      </w:pPr>
-      <w:r>
-        <w:rPr>
-          <w:b/>
-          <w:bCs/>
-        </w:rPr>
-        <w:t>Prioridad: Alta    Estimación: 3 puntos</w:t>
-      </w:r>
-    </w:p>
-    <w:p>
-      <w:pPr>
-        <w:spacing w:after="20" w:line="262" w:lineRule="auto"/>
-        <w:jc w:val="both"/>
-      </w:pPr>
-      <w:r>
-        <w:rPr>
-          <w:b/>
-          <w:bCs/>
-        </w:rPr>
-        <w:t>Criterios de aceptación:</w:t>
+        <w:t>La bajada de plan la realiza el administrador de la licorera; la subida, el Administrador INVENTRA.</w:t>
       </w:r>
     </w:p>
     <w:p>
@@ -12314,7 +12261,63 @@
         <w:jc w:val="both"/>
       </w:pPr>
       <w:r>
-        <w:t>El sistema controla si la suscripción está activa, vencida o suspendida.</w:t>
+        <w:t>Durante el período de prueba no se permite cambiar de plan; la prueba corresponde al plan Pro.</w:t>
+      </w:r>
+    </w:p>
+    <w:p>
+      <w:pPr>
+        <w:spacing w:after="40" w:line="262" w:lineRule="auto"/>
+        <w:jc w:val="both"/>
+      </w:pPr>
+      <w:r>
+        <w:rPr>
+          <w:b/>
+          <w:bCs/>
+          <w:color w:val="1F3864"/>
+        </w:rPr>
+        <w:t>HU-42 · Controlar estado de suscripción</w:t>
+      </w:r>
+    </w:p>
+    <w:p>
+      <w:pPr>
+        <w:spacing w:after="40" w:line="262" w:lineRule="auto"/>
+        <w:jc w:val="both"/>
+      </w:pPr>
+      <w:r>
+        <w:rPr>
+          <w:b/>
+          <w:bCs/>
+        </w:rPr>
+        <w:t xml:space="preserve">Historia: </w:t>
+      </w:r>
+      <w:r>
+        <w:t>Como plataforma, quiero controlar el estado de la suscripción, para habilitar o restringir el acceso.</w:t>
+      </w:r>
+    </w:p>
+    <w:p>
+      <w:pPr>
+        <w:spacing w:after="40" w:line="262" w:lineRule="auto"/>
+        <w:jc w:val="both"/>
+      </w:pPr>
+      <w:r>
+        <w:rPr>
+          <w:b/>
+          <w:bCs/>
+        </w:rPr>
+        <w:t>Prioridad: Alta    Estimación: 3 puntos</w:t>
+      </w:r>
+    </w:p>
+    <w:p>
+      <w:pPr>
+        <w:spacing w:after="20" w:line="262" w:lineRule="auto"/>
+        <w:jc w:val="both"/>
+      </w:pPr>
+      <w:r>
+        <w:rPr>
+          <w:b/>
+          <w:bCs/>
+        </w:rPr>
+        <w:t>Criterios de aceptación:</w:t>
       </w:r>
     </w:p>
     <w:p>
@@ -12328,7 +12331,7 @@
         <w:jc w:val="both"/>
       </w:pPr>
       <w:r>
-        <w:t>Según el estado, habilita o restringe el acceso.</w:t>
+        <w:t>El sistema controla si la suscripción está activa, vencida o suspendida.</w:t>
       </w:r>
     </w:p>
     <w:p>
@@ -12342,81 +12345,7 @@
         <w:jc w:val="both"/>
       </w:pPr>
       <w:r>
-        <w:t>Tras la fecha de fin la cuenta sigue operando cuatro días en estado de mora y se suspende al quinto.</w:t>
-      </w:r>
-    </w:p>
-    <w:p>
-      <w:pPr>
-        <w:spacing w:after="40" w:line="262" w:lineRule="auto"/>
-        <w:jc w:val="both"/>
-      </w:pPr>
-      <w:r>
-        <w:rPr>
-          <w:b/>
-          <w:bCs/>
-          <w:color w:val="1F3864"/>
-        </w:rPr>
-        <w:t>HU-43 · Restringir funciones por plan</w:t>
-      </w:r>
-    </w:p>
-    <w:p>
-      <w:pPr>
-        <w:spacing w:after="40" w:line="262" w:lineRule="auto"/>
-        <w:jc w:val="both"/>
-      </w:pPr>
-      <w:r>
-        <w:rPr>
-          <w:b/>
-          <w:bCs/>
-        </w:rPr>
-        <w:t xml:space="preserve">Historia: </w:t>
-      </w:r>
-      <w:r>
-        <w:t>Como plataforma, quiero restringir funciones según el plan, para diferenciar Básico de Pro.</w:t>
-      </w:r>
-    </w:p>
-    <w:p>
-      <w:pPr>
-        <w:spacing w:after="40" w:line="262" w:lineRule="auto"/>
-        <w:jc w:val="both"/>
-      </w:pPr>
-      <w:r>
-        <w:rPr>
-          <w:b/>
-          <w:bCs/>
-        </w:rPr>
-        <w:t xml:space="preserve">Prioridad: </w:t>
-      </w:r>
-      <w:r>
-        <w:rPr>
-          <w:b/>
-          <w:bCs/>
-          <w:color w:val="C00000"/>
-        </w:rPr>
-        <w:t>Alta</w:t>
-      </w:r>
-      <w:r>
-        <w:rPr>
-          <w:b/>
-          <w:bCs/>
-        </w:rPr>
-        <w:t xml:space="preserve">    Estimación: </w:t>
-      </w:r>
-      <w:r>
-        <w:t>5 puntos</w:t>
-      </w:r>
-    </w:p>
-    <w:p>
-      <w:pPr>
-        <w:spacing w:after="20" w:line="262" w:lineRule="auto"/>
-        <w:jc w:val="both"/>
-      </w:pPr>
-      <w:r>
-        <w:rPr>
-          <w:b/>
-          <w:bCs/>
-        </w:rPr>
-        <w:t>Criterios de aceptación:</w:t>
+        <w:t>Según el estado, habilita o restringe el acceso.</w:t>
       </w:r>
     </w:p>
     <w:p>
@@ -12430,7 +12359,81 @@
         <w:jc w:val="both"/>
       </w:pPr>
       <w:r>
-        <w:t>Básico habilita inventario, ventas y reportes básicos.</w:t>
+        <w:t>Tras la fecha de fin la cuenta sigue operando cuatro días en estado de mora y se suspende al quinto.</w:t>
+      </w:r>
+    </w:p>
+    <w:p>
+      <w:pPr>
+        <w:spacing w:after="40" w:line="262" w:lineRule="auto"/>
+        <w:jc w:val="both"/>
+      </w:pPr>
+      <w:r>
+        <w:rPr>
+          <w:b/>
+          <w:bCs/>
+          <w:color w:val="1F3864"/>
+        </w:rPr>
+        <w:t>HU-43 · Restringir funciones por plan</w:t>
+      </w:r>
+    </w:p>
+    <w:p>
+      <w:pPr>
+        <w:spacing w:after="40" w:line="262" w:lineRule="auto"/>
+        <w:jc w:val="both"/>
+      </w:pPr>
+      <w:r>
+        <w:rPr>
+          <w:b/>
+          <w:bCs/>
+        </w:rPr>
+        <w:t xml:space="preserve">Historia: </w:t>
+      </w:r>
+      <w:r>
+        <w:t>Como plataforma, quiero restringir funciones según el plan, para diferenciar Básico de Pro.</w:t>
+      </w:r>
+    </w:p>
+    <w:p>
+      <w:pPr>
+        <w:spacing w:after="40" w:line="262" w:lineRule="auto"/>
+        <w:jc w:val="both"/>
+      </w:pPr>
+      <w:r>
+        <w:rPr>
+          <w:b/>
+          <w:bCs/>
+        </w:rPr>
+        <w:t xml:space="preserve">Prioridad: </w:t>
+      </w:r>
+      <w:r>
+        <w:rPr>
+          <w:b/>
+          <w:bCs/>
+          <w:color w:val="C00000"/>
+        </w:rPr>
+        <w:t>Alta</w:t>
+      </w:r>
+      <w:r>
+        <w:rPr>
+          <w:b/>
+          <w:bCs/>
+        </w:rPr>
+        <w:t xml:space="preserve">    Estimación: </w:t>
+      </w:r>
+      <w:r>
+        <w:t>5 puntos</w:t>
+      </w:r>
+    </w:p>
+    <w:p>
+      <w:pPr>
+        <w:spacing w:after="20" w:line="262" w:lineRule="auto"/>
+        <w:jc w:val="both"/>
+      </w:pPr>
+      <w:r>
+        <w:rPr>
+          <w:b/>
+          <w:bCs/>
+        </w:rPr>
+        <w:t>Criterios de aceptación:</w:t>
       </w:r>
     </w:p>
     <w:p>
@@ -12444,7 +12447,7 @@
         <w:jc w:val="both"/>
       </w:pPr>
       <w:r>
-        <w:t>Pro habilita además multisede, reportes avanzados y facturación.</w:t>
+        <w:t>Básico habilita inventario, ventas y reportes básicos.</w:t>
       </w:r>
     </w:p>
     <w:p>
@@ -12458,7 +12461,8 @@
         <w:jc w:val="both"/>
       </w:pPr>
       <w:r>
-        <w:t>Al usar una función no incluida, el sistema lo informa y ofrece pasar a Pro.</w:t>
+        <w:lastRenderedPageBreak/>
+        <w:t>Pro habilita además multisede, reportes avanzados y facturación.</w:t>
       </w:r>
     </w:p>
     <w:p>
@@ -12472,79 +12476,7 @@
         <w:jc w:val="both"/>
       </w:pPr>
       <w:r>
-        <w:lastRenderedPageBreak/>
-        <w:t>Los límites de sedes y usuarios se aplican según el plan.</w:t>
-      </w:r>
-    </w:p>
-    <w:p>
-      <w:pPr>
-        <w:spacing w:after="40" w:line="262" w:lineRule="auto"/>
-        <w:jc w:val="both"/>
-      </w:pPr>
-      <w:r>
-        <w:rPr>
-          <w:b/>
-          <w:bCs/>
-          <w:color w:val="1F3864"/>
-        </w:rPr>
-        <w:t>HU-44 · Panel de administración INVENTRA</w:t>
-      </w:r>
-    </w:p>
-    <w:p>
-      <w:pPr>
-        <w:spacing w:after="40" w:line="262" w:lineRule="auto"/>
-        <w:jc w:val="both"/>
-      </w:pPr>
-      <w:r>
-        <w:rPr>
-          <w:b/>
-          <w:bCs/>
-        </w:rPr>
-        <w:t>Historia: Como Administrador INVENTRA, quiero un panel de administración, para gestionar las licoreras y sus planes.</w:t>
-      </w:r>
-    </w:p>
-    <w:p>
-      <w:pPr>
-        <w:spacing w:after="40" w:line="262" w:lineRule="auto"/>
-        <w:jc w:val="both"/>
-      </w:pPr>
-      <w:r>
-        <w:rPr>
-          <w:b/>
-          <w:bCs/>
-        </w:rPr>
-        <w:t xml:space="preserve">Prioridad: </w:t>
-      </w:r>
-      <w:r>
-        <w:rPr>
-          <w:b/>
-          <w:bCs/>
-          <w:color w:val="B7791F"/>
-        </w:rPr>
-        <w:t>Media</w:t>
-      </w:r>
-      <w:r>
-        <w:rPr>
-          <w:b/>
-          <w:bCs/>
-        </w:rPr>
-        <w:t xml:space="preserve">    Estimación: </w:t>
-      </w:r>
-      <w:r>
-        <w:t>5 puntos</w:t>
-      </w:r>
-    </w:p>
-    <w:p>
-      <w:pPr>
-        <w:spacing w:after="20" w:line="262" w:lineRule="auto"/>
-        <w:jc w:val="both"/>
-      </w:pPr>
-      <w:r>
-        <w:rPr>
-          <w:b/>
-          <w:bCs/>
-        </w:rPr>
-        <w:t>Criterios de aceptación:</w:t>
+        <w:t>Al usar una función no incluida, el sistema lo informa y ofrece pasar a Pro.</w:t>
       </w:r>
     </w:p>
     <w:p>
@@ -12558,7 +12490,78 @@
         <w:jc w:val="both"/>
       </w:pPr>
       <w:r>
-        <w:t>El Administrador INVENTRA ve las licoreras y sus planes.</w:t>
+        <w:t>Los límites de sedes y usuarios se aplican según el plan.</w:t>
+      </w:r>
+    </w:p>
+    <w:p>
+      <w:pPr>
+        <w:spacing w:after="40" w:line="262" w:lineRule="auto"/>
+        <w:jc w:val="both"/>
+      </w:pPr>
+      <w:r>
+        <w:rPr>
+          <w:b/>
+          <w:bCs/>
+          <w:color w:val="1F3864"/>
+        </w:rPr>
+        <w:t>HU-44 · Panel de administración INVENTRA</w:t>
+      </w:r>
+    </w:p>
+    <w:p>
+      <w:pPr>
+        <w:spacing w:after="40" w:line="262" w:lineRule="auto"/>
+        <w:jc w:val="both"/>
+      </w:pPr>
+      <w:r>
+        <w:rPr>
+          <w:b/>
+          <w:bCs/>
+        </w:rPr>
+        <w:t>Historia: Como Administrador INVENTRA, quiero un panel de administración, para gestionar las licoreras y sus planes.</w:t>
+      </w:r>
+    </w:p>
+    <w:p>
+      <w:pPr>
+        <w:spacing w:after="40" w:line="262" w:lineRule="auto"/>
+        <w:jc w:val="both"/>
+      </w:pPr>
+      <w:r>
+        <w:rPr>
+          <w:b/>
+          <w:bCs/>
+        </w:rPr>
+        <w:t xml:space="preserve">Prioridad: </w:t>
+      </w:r>
+      <w:r>
+        <w:rPr>
+          <w:b/>
+          <w:bCs/>
+          <w:color w:val="B7791F"/>
+        </w:rPr>
+        <w:t>Media</w:t>
+      </w:r>
+      <w:r>
+        <w:rPr>
+          <w:b/>
+          <w:bCs/>
+        </w:rPr>
+        <w:t xml:space="preserve">    Estimación: </w:t>
+      </w:r>
+      <w:r>
+        <w:t>5 puntos</w:t>
+      </w:r>
+    </w:p>
+    <w:p>
+      <w:pPr>
+        <w:spacing w:after="20" w:line="262" w:lineRule="auto"/>
+        <w:jc w:val="both"/>
+      </w:pPr>
+      <w:r>
+        <w:rPr>
+          <w:b/>
+          <w:bCs/>
+        </w:rPr>
+        <w:t>Criterios de aceptación:</w:t>
       </w:r>
     </w:p>
     <w:p>
@@ -12572,7 +12575,49 @@
         <w:jc w:val="both"/>
       </w:pPr>
       <w:r>
+        <w:t>El Administrador INVENTRA ve las licoreras y sus planes.</w:t>
+      </w:r>
+    </w:p>
+    <w:p>
+      <w:pPr>
+        <w:pStyle w:val="Prrafodelista"/>
+        <w:numPr>
+          <w:ilvl w:val="0"/>
+          <w:numId w:val="1"/>
+        </w:numPr>
+        <w:spacing w:after="40" w:line="252" w:lineRule="auto"/>
+        <w:jc w:val="both"/>
+      </w:pPr>
+      <w:r>
+        <w:t>El panel no muestra la información comercial de ningún negocio.</w:t>
+      </w:r>
+    </w:p>
+    <w:p>
+      <w:pPr>
+        <w:pStyle w:val="Prrafodelista"/>
+        <w:numPr>
+          <w:ilvl w:val="0"/>
+          <w:numId w:val="1"/>
+        </w:numPr>
+        <w:spacing w:after="40" w:line="252" w:lineRule="auto"/>
+        <w:jc w:val="both"/>
+      </w:pPr>
+      <w:r>
         <w:t>Puede activar, suspender o cambiar el plan de una licorera.</w:t>
+      </w:r>
+    </w:p>
+    <w:p>
+      <w:pPr>
+        <w:pStyle w:val="Prrafodelista"/>
+        <w:numPr>
+          <w:ilvl w:val="0"/>
+          <w:numId w:val="1"/>
+        </w:numPr>
+        <w:spacing w:after="40" w:line="252" w:lineRule="auto"/>
+        <w:jc w:val="both"/>
+      </w:pPr>
+      <w:r>
+        <w:t>Renovar y subir de plan abren una suscripción nueva con la fecha de vencimiento que el Administrador INVENTRA define, y el negocio recibe un correo con esa fecha.</w:t>
       </w:r>
     </w:p>
     <w:p>
